--- a/Prompt.docx
+++ b/Prompt.docx
@@ -21,21 +21,13 @@
           <w:rFonts w:asciiTheme="minorBidi" w:hAnsiTheme="minorBidi"/>
           <w:lang w:val="de-CH"/>
         </w:rPr>
-        <w:instrText>HYPERLINK "</w:instrText>
-      </w:r>
-      <w:r>
-        <w:rPr>
-          <w:rFonts w:asciiTheme="minorBidi" w:hAnsiTheme="minorBidi"/>
-          <w:lang w:val="de-CH"/>
-        </w:rPr>
-        <w:instrText>https://designerup.co/blog/how-to-use-claude-design-for-ux-ui/</w:instrText>
-      </w:r>
-      <w:r>
-        <w:rPr>
-          <w:rFonts w:asciiTheme="minorBidi" w:hAnsiTheme="minorBidi"/>
-          <w:lang w:val="de-CH"/>
-        </w:rPr>
-        <w:instrText>"</w:instrText>
+        <w:instrText>HYPERLINK "https://designerup.co/blog/how-to-use-claude-design-for-ux-ui/"</w:instrText>
+      </w:r>
+      <w:r>
+        <w:rPr>
+          <w:rFonts w:asciiTheme="minorBidi" w:hAnsiTheme="minorBidi"/>
+          <w:lang w:val="de-CH"/>
+        </w:rPr>
       </w:r>
       <w:r>
         <w:rPr>
@@ -79,6 +71,7 @@
           <w:lang w:val="de-CH"/>
         </w:rPr>
       </w:pPr>
+      <w:proofErr w:type="spellStart"/>
       <w:r>
         <w:rPr>
           <w:rFonts w:asciiTheme="minorBidi" w:hAnsiTheme="minorBidi"/>
@@ -86,264 +79,9 @@
           <w:bCs/>
           <w:lang w:val="de-CH"/>
         </w:rPr>
-        <w:t>Startseite</w:t>
-      </w:r>
-    </w:p>
-    <w:p>
-      <w:pPr>
-        <w:rPr>
-          <w:rFonts w:asciiTheme="minorBidi" w:hAnsiTheme="minorBidi"/>
-          <w:lang w:val="de-CH"/>
-        </w:rPr>
-      </w:pPr>
-      <w:r>
-        <w:rPr>
-          <w:rFonts w:asciiTheme="minorBidi" w:hAnsiTheme="minorBidi"/>
-          <w:lang w:val="de-CH"/>
-        </w:rPr>
-        <w:t>Starseite sollte nach Vorlage sein</w:t>
-      </w:r>
-    </w:p>
-    <w:p>
-      <w:pPr>
-        <w:rPr>
-          <w:rFonts w:asciiTheme="minorBidi" w:hAnsiTheme="minorBidi"/>
-          <w:lang w:val="de-CH"/>
-        </w:rPr>
-      </w:pPr>
-      <w:r>
-        <w:rPr>
-          <w:rFonts w:asciiTheme="minorBidi" w:hAnsiTheme="minorBidi"/>
-          <w:lang w:val="de-CH"/>
-        </w:rPr>
-        <w:t>"E:\Master\ZAP_Master\design-reference\Startseite.html"</w:t>
-      </w:r>
-    </w:p>
-    <w:p>
-      <w:pPr>
-        <w:rPr>
-          <w:rFonts w:asciiTheme="minorBidi" w:hAnsiTheme="minorBidi"/>
-          <w:lang w:val="de-CH"/>
-        </w:rPr>
-      </w:pPr>
-      <w:r>
-        <w:rPr>
-          <w:rFonts w:asciiTheme="minorBidi" w:hAnsiTheme="minorBidi"/>
-          <w:lang w:val="de-CH"/>
-        </w:rPr>
-        <w:t>Die aktuelle Navigationsleiste ist korrekt</w:t>
-      </w:r>
-    </w:p>
-    <w:p>
-      <w:pPr>
-        <w:rPr>
-          <w:rFonts w:asciiTheme="minorBidi" w:hAnsiTheme="minorBidi"/>
-          <w:lang w:val="de-CH"/>
-        </w:rPr>
-      </w:pPr>
-      <w:r>
-        <w:rPr>
-          <w:rFonts w:asciiTheme="minorBidi" w:hAnsiTheme="minorBidi"/>
-          <w:lang w:val="de-CH"/>
-        </w:rPr>
-        <w:t>Unterseite Halbjahreskurs.</w:t>
-      </w:r>
-    </w:p>
-    <w:p>
-      <w:pPr>
-        <w:rPr>
-          <w:rFonts w:asciiTheme="minorBidi" w:hAnsiTheme="minorBidi"/>
-          <w:lang w:val="de-CH"/>
-        </w:rPr>
-      </w:pPr>
-      <w:r>
-        <w:rPr>
-          <w:rFonts w:asciiTheme="minorBidi" w:hAnsiTheme="minorBidi"/>
-          <w:lang w:val="de-CH"/>
-        </w:rPr>
-        <w:t xml:space="preserve">Abschnitt 2 sollte alles </w:t>
-      </w:r>
-      <w:proofErr w:type="gramStart"/>
-      <w:r>
-        <w:rPr>
-          <w:rFonts w:asciiTheme="minorBidi" w:hAnsiTheme="minorBidi"/>
-          <w:lang w:val="de-CH"/>
-        </w:rPr>
-        <w:t>geklappt</w:t>
-      </w:r>
-      <w:proofErr w:type="gramEnd"/>
-      <w:r>
-        <w:rPr>
-          <w:rFonts w:asciiTheme="minorBidi" w:hAnsiTheme="minorBidi"/>
-          <w:lang w:val="de-CH"/>
-        </w:rPr>
-        <w:t xml:space="preserve"> sein. Momentan Mathematik ist ausgeklappt.</w:t>
-      </w:r>
-    </w:p>
-    <w:p>
-      <w:pPr>
-        <w:rPr>
-          <w:rFonts w:asciiTheme="minorBidi" w:hAnsiTheme="minorBidi"/>
-          <w:b/>
-          <w:bCs/>
-          <w:lang w:val="de-CH"/>
-        </w:rPr>
-      </w:pPr>
-      <w:proofErr w:type="spellStart"/>
-      <w:r>
-        <w:rPr>
-          <w:rFonts w:asciiTheme="minorBidi" w:hAnsiTheme="minorBidi"/>
-          <w:b/>
-          <w:bCs/>
-          <w:lang w:val="de-CH"/>
-        </w:rPr>
         <w:t>Loginbereich</w:t>
       </w:r>
       <w:proofErr w:type="spellEnd"/>
-    </w:p>
-    <w:p>
-      <w:pPr>
-        <w:rPr>
-          <w:rFonts w:asciiTheme="minorBidi" w:hAnsiTheme="minorBidi"/>
-          <w:lang w:val="de-CH"/>
-        </w:rPr>
-      </w:pPr>
-      <w:r>
-        <w:rPr>
-          <w:rFonts w:asciiTheme="minorBidi" w:hAnsiTheme="minorBidi"/>
-          <w:lang w:val="de-CH"/>
-        </w:rPr>
-        <w:t>System-Admin &gt; Administration</w:t>
-      </w:r>
-    </w:p>
-    <w:p>
-      <w:pPr>
-        <w:rPr>
-          <w:rFonts w:asciiTheme="minorBidi" w:hAnsiTheme="minorBidi"/>
-          <w:lang w:val="de-CH"/>
-        </w:rPr>
-      </w:pPr>
-      <w:r>
-        <w:rPr>
-          <w:rFonts w:asciiTheme="minorBidi" w:hAnsiTheme="minorBidi"/>
-          <w:lang w:val="de-CH"/>
-        </w:rPr>
-        <w:t xml:space="preserve">«System-Admin» nicht notwendig </w:t>
-      </w:r>
-      <w:r>
-        <w:rPr>
-          <w:rFonts w:asciiTheme="minorBidi" w:hAnsiTheme="minorBidi"/>
-          <w:lang w:val="de-CH"/>
-        </w:rPr>
-        <w:sym w:font="Wingdings" w:char="F0E0"/>
-      </w:r>
-      <w:r>
-        <w:rPr>
-          <w:rFonts w:asciiTheme="minorBidi" w:hAnsiTheme="minorBidi"/>
-          <w:lang w:val="de-CH"/>
-        </w:rPr>
-        <w:t xml:space="preserve"> </w:t>
-      </w:r>
-      <w:proofErr w:type="spellStart"/>
-      <w:r>
-        <w:rPr>
-          <w:rFonts w:asciiTheme="minorBidi" w:hAnsiTheme="minorBidi"/>
-          <w:lang w:val="de-CH"/>
-        </w:rPr>
-        <w:t>direk</w:t>
-      </w:r>
-      <w:proofErr w:type="spellEnd"/>
-      <w:r>
-        <w:rPr>
-          <w:rFonts w:asciiTheme="minorBidi" w:hAnsiTheme="minorBidi"/>
-          <w:lang w:val="de-CH"/>
-        </w:rPr>
-        <w:t xml:space="preserve"> «Administration»</w:t>
-      </w:r>
-    </w:p>
-    <w:p>
-      <w:pPr>
-        <w:rPr>
-          <w:rFonts w:asciiTheme="minorBidi" w:hAnsiTheme="minorBidi"/>
-          <w:lang w:val="de-CH"/>
-        </w:rPr>
-      </w:pPr>
-      <w:r>
-        <w:rPr>
-          <w:rFonts w:asciiTheme="minorBidi" w:hAnsiTheme="minorBidi"/>
-          <w:lang w:val="de-CH"/>
-        </w:rPr>
-        <w:t>Seite «Kursangebote». Abschnitt 1 streichen, da die Information schon im Bearbeitungskontext ersichtlich ist.</w:t>
-      </w:r>
-    </w:p>
-    <w:p>
-      <w:pPr>
-        <w:rPr>
-          <w:rFonts w:asciiTheme="minorBidi" w:hAnsiTheme="minorBidi"/>
-          <w:lang w:val="de-CH"/>
-        </w:rPr>
-      </w:pPr>
-    </w:p>
-    <w:p>
-      <w:pPr>
-        <w:rPr>
-          <w:rFonts w:asciiTheme="minorBidi" w:hAnsiTheme="minorBidi"/>
-          <w:lang w:val="de-CH"/>
-        </w:rPr>
-      </w:pPr>
-      <w:r>
-        <w:rPr>
-          <w:rFonts w:asciiTheme="minorBidi" w:hAnsiTheme="minorBidi"/>
-          <w:b/>
-          <w:bCs/>
-          <w:lang w:val="de-CH"/>
-        </w:rPr>
-        <w:t>Kursangebot</w:t>
-      </w:r>
-      <w:r>
-        <w:rPr>
-          <w:rFonts w:asciiTheme="minorBidi" w:hAnsiTheme="minorBidi"/>
-          <w:lang w:val="de-CH"/>
-        </w:rPr>
-        <w:t xml:space="preserve"> im </w:t>
-      </w:r>
-      <w:r>
-        <w:rPr>
-          <w:rFonts w:asciiTheme="minorBidi" w:hAnsiTheme="minorBidi"/>
-          <w:lang w:val="de-CH"/>
-        </w:rPr>
-        <w:t>Abschnitt 3</w:t>
-      </w:r>
-    </w:p>
-    <w:p>
-      <w:pPr>
-        <w:rPr>
-          <w:rFonts w:asciiTheme="minorBidi" w:hAnsiTheme="minorBidi"/>
-          <w:lang w:val="de-CH"/>
-        </w:rPr>
-      </w:pPr>
-      <w:r>
-        <w:rPr>
-          <w:rFonts w:asciiTheme="minorBidi" w:hAnsiTheme="minorBidi"/>
-          <w:lang w:val="de-CH"/>
-        </w:rPr>
-        <w:t>Der Frühbuchpreis beträgt 10% vom regulären Preis, wenn die Anmeldung 6 Wochen vor dem regulären Start des Kurses erfolgt.</w:t>
-      </w:r>
-    </w:p>
-    <w:p>
-      <w:pPr>
-        <w:rPr>
-          <w:rFonts w:asciiTheme="minorBidi" w:hAnsiTheme="minorBidi"/>
-          <w:lang w:val="de-CH"/>
-        </w:rPr>
-      </w:pPr>
-      <w:r>
-        <w:rPr>
-          <w:rFonts w:asciiTheme="minorBidi" w:hAnsiTheme="minorBidi"/>
-          <w:lang w:val="de-CH"/>
-        </w:rPr>
-        <w:t>«Frühbuchbar bis*» ist nicht mehr notwendig, da die Startwoche bekannt ist.</w:t>
-      </w:r>
     </w:p>
     <w:p>
       <w:pPr>
@@ -1799,744 +1537,6 @@
           <w:lang w:val="de-CH"/>
         </w:rPr>
       </w:pPr>
-      <w:r>
-        <w:rPr>
-          <w:rFonts w:asciiTheme="minorBidi" w:hAnsiTheme="minorBidi"/>
-          <w:lang w:val="de-CH"/>
-        </w:rPr>
-        <w:t xml:space="preserve">Für den Kurs </w:t>
-      </w:r>
-      <w:proofErr w:type="spellStart"/>
-      <w:r>
-        <w:rPr>
-          <w:rFonts w:asciiTheme="minorBidi" w:hAnsiTheme="minorBidi"/>
-          <w:lang w:val="de-CH"/>
-        </w:rPr>
-        <w:t>Lerncamp</w:t>
-      </w:r>
-      <w:proofErr w:type="spellEnd"/>
-      <w:r>
-        <w:rPr>
-          <w:rFonts w:asciiTheme="minorBidi" w:hAnsiTheme="minorBidi"/>
-          <w:lang w:val="de-CH"/>
-        </w:rPr>
-        <w:t xml:space="preserve"> oder intensivkur</w:t>
-      </w:r>
-    </w:p>
-    <w:p>
-      <w:pPr>
-        <w:rPr>
-          <w:rFonts w:asciiTheme="minorBidi" w:hAnsiTheme="minorBidi"/>
-          <w:lang w:val="de-CH"/>
-        </w:rPr>
-      </w:pPr>
-      <w:r>
-        <w:rPr>
-          <w:rFonts w:asciiTheme="minorBidi" w:hAnsiTheme="minorBidi"/>
-          <w:noProof/>
-        </w:rPr>
-        <w:lastRenderedPageBreak/>
-        <mc:AlternateContent>
-          <mc:Choice Requires="wps">
-            <w:drawing>
-              <wp:anchor distT="0" distB="0" distL="114300" distR="114300" simplePos="0" relativeHeight="251669504" behindDoc="0" locked="0" layoutInCell="1" allowOverlap="1" wp14:anchorId="4AC80191" wp14:editId="10DF73F2">
-                <wp:simplePos x="0" y="0"/>
-                <wp:positionH relativeFrom="column">
-                  <wp:posOffset>2047875</wp:posOffset>
-                </wp:positionH>
-                <wp:positionV relativeFrom="paragraph">
-                  <wp:posOffset>961390</wp:posOffset>
-                </wp:positionV>
-                <wp:extent cx="1628775" cy="271145"/>
-                <wp:effectExtent l="0" t="0" r="28575" b="33655"/>
-                <wp:wrapNone/>
-                <wp:docPr id="1954138049" name="Gerader Verbinder 1"/>
-                <wp:cNvGraphicFramePr/>
-                <a:graphic xmlns:a="http://schemas.openxmlformats.org/drawingml/2006/main">
-                  <a:graphicData uri="http://schemas.microsoft.com/office/word/2010/wordprocessingShape">
-                    <wps:wsp>
-                      <wps:cNvCnPr/>
-                      <wps:spPr>
-                        <a:xfrm>
-                          <a:off x="0" y="0"/>
-                          <a:ext cx="1628775" cy="271145"/>
-                        </a:xfrm>
-                        <a:prstGeom prst="line">
-                          <a:avLst/>
-                        </a:prstGeom>
-                        <a:ln>
-                          <a:solidFill>
-                            <a:srgbClr val="EE0000"/>
-                          </a:solidFill>
-                        </a:ln>
-                      </wps:spPr>
-                      <wps:style>
-                        <a:lnRef idx="1">
-                          <a:schemeClr val="accent1"/>
-                        </a:lnRef>
-                        <a:fillRef idx="0">
-                          <a:schemeClr val="accent1"/>
-                        </a:fillRef>
-                        <a:effectRef idx="0">
-                          <a:schemeClr val="accent1"/>
-                        </a:effectRef>
-                        <a:fontRef idx="minor">
-                          <a:schemeClr val="tx1"/>
-                        </a:fontRef>
-                      </wps:style>
-                      <wps:bodyPr/>
-                    </wps:wsp>
-                  </a:graphicData>
-                </a:graphic>
-              </wp:anchor>
-            </w:drawing>
-          </mc:Choice>
-          <mc:Fallback>
-            <w:pict>
-              <v:line w14:anchorId="0484995F" id="Gerader Verbinder 1" o:spid="_x0000_s1026" style="position:absolute;z-index:251669504;visibility:visible;mso-wrap-style:square;mso-wrap-distance-left:9pt;mso-wrap-distance-top:0;mso-wrap-distance-right:9pt;mso-wrap-distance-bottom:0;mso-position-horizontal:absolute;mso-position-horizontal-relative:text;mso-position-vertical:absolute;mso-position-vertical-relative:text" from="161.25pt,75.7pt" to="289.5pt,97.05pt" o:gfxdata="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" strokecolor="#e00" strokeweight=".5pt">
-                <v:stroke joinstyle="miter"/>
-              </v:line>
-            </w:pict>
-          </mc:Fallback>
-        </mc:AlternateContent>
-      </w:r>
-      <w:r>
-        <w:rPr>
-          <w:rFonts w:asciiTheme="minorBidi" w:hAnsiTheme="minorBidi"/>
-          <w:noProof/>
-        </w:rPr>
-        <mc:AlternateContent>
-          <mc:Choice Requires="wps">
-            <w:drawing>
-              <wp:anchor distT="0" distB="0" distL="114300" distR="114300" simplePos="0" relativeHeight="251670528" behindDoc="0" locked="0" layoutInCell="1" allowOverlap="1" wp14:anchorId="35857C9C" wp14:editId="05510953">
-                <wp:simplePos x="0" y="0"/>
-                <wp:positionH relativeFrom="column">
-                  <wp:posOffset>2077085</wp:posOffset>
-                </wp:positionH>
-                <wp:positionV relativeFrom="paragraph">
-                  <wp:posOffset>1008698</wp:posOffset>
-                </wp:positionV>
-                <wp:extent cx="1600200" cy="175895"/>
-                <wp:effectExtent l="0" t="0" r="19050" b="33655"/>
-                <wp:wrapNone/>
-                <wp:docPr id="216650901" name="Gerader Verbinder 1"/>
-                <wp:cNvGraphicFramePr/>
-                <a:graphic xmlns:a="http://schemas.openxmlformats.org/drawingml/2006/main">
-                  <a:graphicData uri="http://schemas.microsoft.com/office/word/2010/wordprocessingShape">
-                    <wps:wsp>
-                      <wps:cNvCnPr/>
-                      <wps:spPr>
-                        <a:xfrm flipV="1">
-                          <a:off x="0" y="0"/>
-                          <a:ext cx="1600200" cy="175895"/>
-                        </a:xfrm>
-                        <a:prstGeom prst="line">
-                          <a:avLst/>
-                        </a:prstGeom>
-                        <a:ln>
-                          <a:solidFill>
-                            <a:srgbClr val="EE0000"/>
-                          </a:solidFill>
-                        </a:ln>
-                      </wps:spPr>
-                      <wps:style>
-                        <a:lnRef idx="1">
-                          <a:schemeClr val="accent1"/>
-                        </a:lnRef>
-                        <a:fillRef idx="0">
-                          <a:schemeClr val="accent1"/>
-                        </a:fillRef>
-                        <a:effectRef idx="0">
-                          <a:schemeClr val="accent1"/>
-                        </a:effectRef>
-                        <a:fontRef idx="minor">
-                          <a:schemeClr val="tx1"/>
-                        </a:fontRef>
-                      </wps:style>
-                      <wps:bodyPr/>
-                    </wps:wsp>
-                  </a:graphicData>
-                </a:graphic>
-                <wp14:sizeRelH relativeFrom="margin">
-                  <wp14:pctWidth>0</wp14:pctWidth>
-                </wp14:sizeRelH>
-                <wp14:sizeRelV relativeFrom="margin">
-                  <wp14:pctHeight>0</wp14:pctHeight>
-                </wp14:sizeRelV>
-              </wp:anchor>
-            </w:drawing>
-          </mc:Choice>
-          <mc:Fallback>
-            <w:pict>
-              <v:line w14:anchorId="14F5F63B" id="Gerader Verbinder 1" o:spid="_x0000_s1026" style="position:absolute;flip:y;z-index:251670528;visibility:visible;mso-wrap-style:square;mso-width-percent:0;mso-height-percent:0;mso-wrap-distance-left:9pt;mso-wrap-distance-top:0;mso-wrap-distance-right:9pt;mso-wrap-distance-bottom:0;mso-position-horizontal:absolute;mso-position-horizontal-relative:text;mso-position-vertical:absolute;mso-position-vertical-relative:text;mso-width-percent:0;mso-height-percent:0;mso-width-relative:margin;mso-height-relative:margin" from="163.55pt,79.45pt" to="289.55pt,93.3pt" o:gfxdata="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" strokecolor="#e00" strokeweight=".5pt">
-                <v:stroke joinstyle="miter"/>
-              </v:line>
-            </w:pict>
-          </mc:Fallback>
-        </mc:AlternateContent>
-      </w:r>
-      <w:r>
-        <w:rPr>
-          <w:rFonts w:asciiTheme="minorBidi" w:hAnsiTheme="minorBidi"/>
-          <w:noProof/>
-        </w:rPr>
-        <mc:AlternateContent>
-          <mc:Choice Requires="wps">
-            <w:drawing>
-              <wp:anchor distT="0" distB="0" distL="114300" distR="114300" simplePos="0" relativeHeight="251667456" behindDoc="0" locked="0" layoutInCell="1" allowOverlap="1" wp14:anchorId="7E10FBC7" wp14:editId="7E3C8B55">
-                <wp:simplePos x="0" y="0"/>
-                <wp:positionH relativeFrom="column">
-                  <wp:posOffset>276860</wp:posOffset>
-                </wp:positionH>
-                <wp:positionV relativeFrom="paragraph">
-                  <wp:posOffset>1790065</wp:posOffset>
-                </wp:positionV>
-                <wp:extent cx="1600200" cy="175895"/>
-                <wp:effectExtent l="0" t="0" r="19050" b="33655"/>
-                <wp:wrapNone/>
-                <wp:docPr id="1436897625" name="Gerader Verbinder 1"/>
-                <wp:cNvGraphicFramePr/>
-                <a:graphic xmlns:a="http://schemas.openxmlformats.org/drawingml/2006/main">
-                  <a:graphicData uri="http://schemas.microsoft.com/office/word/2010/wordprocessingShape">
-                    <wps:wsp>
-                      <wps:cNvCnPr/>
-                      <wps:spPr>
-                        <a:xfrm flipV="1">
-                          <a:off x="0" y="0"/>
-                          <a:ext cx="1600200" cy="175895"/>
-                        </a:xfrm>
-                        <a:prstGeom prst="line">
-                          <a:avLst/>
-                        </a:prstGeom>
-                        <a:ln>
-                          <a:solidFill>
-                            <a:srgbClr val="EE0000"/>
-                          </a:solidFill>
-                        </a:ln>
-                      </wps:spPr>
-                      <wps:style>
-                        <a:lnRef idx="1">
-                          <a:schemeClr val="accent1"/>
-                        </a:lnRef>
-                        <a:fillRef idx="0">
-                          <a:schemeClr val="accent1"/>
-                        </a:fillRef>
-                        <a:effectRef idx="0">
-                          <a:schemeClr val="accent1"/>
-                        </a:effectRef>
-                        <a:fontRef idx="minor">
-                          <a:schemeClr val="tx1"/>
-                        </a:fontRef>
-                      </wps:style>
-                      <wps:bodyPr/>
-                    </wps:wsp>
-                  </a:graphicData>
-                </a:graphic>
-                <wp14:sizeRelH relativeFrom="margin">
-                  <wp14:pctWidth>0</wp14:pctWidth>
-                </wp14:sizeRelH>
-                <wp14:sizeRelV relativeFrom="margin">
-                  <wp14:pctHeight>0</wp14:pctHeight>
-                </wp14:sizeRelV>
-              </wp:anchor>
-            </w:drawing>
-          </mc:Choice>
-          <mc:Fallback>
-            <w:pict>
-              <v:line w14:anchorId="1B521AC1" id="Gerader Verbinder 1" o:spid="_x0000_s1026" style="position:absolute;flip:y;z-index:251667456;visibility:visible;mso-wrap-style:square;mso-width-percent:0;mso-height-percent:0;mso-wrap-distance-left:9pt;mso-wrap-distance-top:0;mso-wrap-distance-right:9pt;mso-wrap-distance-bottom:0;mso-position-horizontal:absolute;mso-position-horizontal-relative:text;mso-position-vertical:absolute;mso-position-vertical-relative:text;mso-width-percent:0;mso-height-percent:0;mso-width-relative:margin;mso-height-relative:margin" from="21.8pt,140.95pt" to="147.8pt,154.8pt" o:gfxdata="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" strokecolor="#e00" strokeweight=".5pt">
-                <v:stroke joinstyle="miter"/>
-              </v:line>
-            </w:pict>
-          </mc:Fallback>
-        </mc:AlternateContent>
-      </w:r>
-      <w:r>
-        <w:rPr>
-          <w:rFonts w:asciiTheme="minorBidi" w:hAnsiTheme="minorBidi"/>
-          <w:noProof/>
-        </w:rPr>
-        <mc:AlternateContent>
-          <mc:Choice Requires="wps">
-            <w:drawing>
-              <wp:anchor distT="0" distB="0" distL="114300" distR="114300" simplePos="0" relativeHeight="251666432" behindDoc="0" locked="0" layoutInCell="1" allowOverlap="1" wp14:anchorId="1A7A578C" wp14:editId="2BA5445E">
-                <wp:simplePos x="0" y="0"/>
-                <wp:positionH relativeFrom="column">
-                  <wp:posOffset>247650</wp:posOffset>
-                </wp:positionH>
-                <wp:positionV relativeFrom="paragraph">
-                  <wp:posOffset>1742758</wp:posOffset>
-                </wp:positionV>
-                <wp:extent cx="1628775" cy="271145"/>
-                <wp:effectExtent l="0" t="0" r="28575" b="33655"/>
-                <wp:wrapNone/>
-                <wp:docPr id="622900411" name="Gerader Verbinder 1"/>
-                <wp:cNvGraphicFramePr/>
-                <a:graphic xmlns:a="http://schemas.openxmlformats.org/drawingml/2006/main">
-                  <a:graphicData uri="http://schemas.microsoft.com/office/word/2010/wordprocessingShape">
-                    <wps:wsp>
-                      <wps:cNvCnPr/>
-                      <wps:spPr>
-                        <a:xfrm>
-                          <a:off x="0" y="0"/>
-                          <a:ext cx="1628775" cy="271145"/>
-                        </a:xfrm>
-                        <a:prstGeom prst="line">
-                          <a:avLst/>
-                        </a:prstGeom>
-                        <a:ln>
-                          <a:solidFill>
-                            <a:srgbClr val="EE0000"/>
-                          </a:solidFill>
-                        </a:ln>
-                      </wps:spPr>
-                      <wps:style>
-                        <a:lnRef idx="1">
-                          <a:schemeClr val="accent1"/>
-                        </a:lnRef>
-                        <a:fillRef idx="0">
-                          <a:schemeClr val="accent1"/>
-                        </a:fillRef>
-                        <a:effectRef idx="0">
-                          <a:schemeClr val="accent1"/>
-                        </a:effectRef>
-                        <a:fontRef idx="minor">
-                          <a:schemeClr val="tx1"/>
-                        </a:fontRef>
-                      </wps:style>
-                      <wps:bodyPr/>
-                    </wps:wsp>
-                  </a:graphicData>
-                </a:graphic>
-              </wp:anchor>
-            </w:drawing>
-          </mc:Choice>
-          <mc:Fallback>
-            <w:pict>
-              <v:line w14:anchorId="79308C27" id="Gerader Verbinder 1" o:spid="_x0000_s1026" style="position:absolute;z-index:251666432;visibility:visible;mso-wrap-style:square;mso-wrap-distance-left:9pt;mso-wrap-distance-top:0;mso-wrap-distance-right:9pt;mso-wrap-distance-bottom:0;mso-position-horizontal:absolute;mso-position-horizontal-relative:text;mso-position-vertical:absolute;mso-position-vertical-relative:text" from="19.5pt,137.25pt" to="147.75pt,158.6pt" o:gfxdata="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" strokecolor="#e00" strokeweight=".5pt">
-                <v:stroke joinstyle="miter"/>
-              </v:line>
-            </w:pict>
-          </mc:Fallback>
-        </mc:AlternateContent>
-      </w:r>
-      <w:r>
-        <w:rPr>
-          <w:rFonts w:asciiTheme="minorBidi" w:hAnsiTheme="minorBidi"/>
-          <w:noProof/>
-        </w:rPr>
-        <mc:AlternateContent>
-          <mc:Choice Requires="wps">
-            <w:drawing>
-              <wp:anchor distT="0" distB="0" distL="114300" distR="114300" simplePos="0" relativeHeight="251663360" behindDoc="0" locked="0" layoutInCell="1" allowOverlap="1" wp14:anchorId="2D605045" wp14:editId="71DD85BD">
-                <wp:simplePos x="0" y="0"/>
-                <wp:positionH relativeFrom="column">
-                  <wp:posOffset>3886200</wp:posOffset>
-                </wp:positionH>
-                <wp:positionV relativeFrom="paragraph">
-                  <wp:posOffset>914400</wp:posOffset>
-                </wp:positionV>
-                <wp:extent cx="1628775" cy="271145"/>
-                <wp:effectExtent l="0" t="0" r="28575" b="33655"/>
-                <wp:wrapNone/>
-                <wp:docPr id="1232575391" name="Gerader Verbinder 1"/>
-                <wp:cNvGraphicFramePr/>
-                <a:graphic xmlns:a="http://schemas.openxmlformats.org/drawingml/2006/main">
-                  <a:graphicData uri="http://schemas.microsoft.com/office/word/2010/wordprocessingShape">
-                    <wps:wsp>
-                      <wps:cNvCnPr/>
-                      <wps:spPr>
-                        <a:xfrm>
-                          <a:off x="0" y="0"/>
-                          <a:ext cx="1628775" cy="271145"/>
-                        </a:xfrm>
-                        <a:prstGeom prst="line">
-                          <a:avLst/>
-                        </a:prstGeom>
-                        <a:ln>
-                          <a:solidFill>
-                            <a:srgbClr val="EE0000"/>
-                          </a:solidFill>
-                        </a:ln>
-                      </wps:spPr>
-                      <wps:style>
-                        <a:lnRef idx="1">
-                          <a:schemeClr val="accent1"/>
-                        </a:lnRef>
-                        <a:fillRef idx="0">
-                          <a:schemeClr val="accent1"/>
-                        </a:fillRef>
-                        <a:effectRef idx="0">
-                          <a:schemeClr val="accent1"/>
-                        </a:effectRef>
-                        <a:fontRef idx="minor">
-                          <a:schemeClr val="tx1"/>
-                        </a:fontRef>
-                      </wps:style>
-                      <wps:bodyPr/>
-                    </wps:wsp>
-                  </a:graphicData>
-                </a:graphic>
-              </wp:anchor>
-            </w:drawing>
-          </mc:Choice>
-          <mc:Fallback>
-            <w:pict>
-              <v:line w14:anchorId="0801A281" id="Gerader Verbinder 1" o:spid="_x0000_s1026" style="position:absolute;z-index:251663360;visibility:visible;mso-wrap-style:square;mso-wrap-distance-left:9pt;mso-wrap-distance-top:0;mso-wrap-distance-right:9pt;mso-wrap-distance-bottom:0;mso-position-horizontal:absolute;mso-position-horizontal-relative:text;mso-position-vertical:absolute;mso-position-vertical-relative:text" from="306pt,1in" to="434.25pt,93.35pt" o:gfxdata="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" strokecolor="#e00" strokeweight=".5pt">
-                <v:stroke joinstyle="miter"/>
-              </v:line>
-            </w:pict>
-          </mc:Fallback>
-        </mc:AlternateContent>
-      </w:r>
-      <w:r>
-        <w:rPr>
-          <w:rFonts w:asciiTheme="minorBidi" w:hAnsiTheme="minorBidi"/>
-          <w:noProof/>
-        </w:rPr>
-        <mc:AlternateContent>
-          <mc:Choice Requires="wps">
-            <w:drawing>
-              <wp:anchor distT="0" distB="0" distL="114300" distR="114300" simplePos="0" relativeHeight="251664384" behindDoc="0" locked="0" layoutInCell="1" allowOverlap="1" wp14:anchorId="4BCD3F98" wp14:editId="1E710BC7">
-                <wp:simplePos x="0" y="0"/>
-                <wp:positionH relativeFrom="column">
-                  <wp:posOffset>3915410</wp:posOffset>
-                </wp:positionH>
-                <wp:positionV relativeFrom="paragraph">
-                  <wp:posOffset>962025</wp:posOffset>
-                </wp:positionV>
-                <wp:extent cx="1600200" cy="176212"/>
-                <wp:effectExtent l="0" t="0" r="19050" b="33655"/>
-                <wp:wrapNone/>
-                <wp:docPr id="143208753" name="Gerader Verbinder 1"/>
-                <wp:cNvGraphicFramePr/>
-                <a:graphic xmlns:a="http://schemas.openxmlformats.org/drawingml/2006/main">
-                  <a:graphicData uri="http://schemas.microsoft.com/office/word/2010/wordprocessingShape">
-                    <wps:wsp>
-                      <wps:cNvCnPr/>
-                      <wps:spPr>
-                        <a:xfrm flipV="1">
-                          <a:off x="0" y="0"/>
-                          <a:ext cx="1600200" cy="176212"/>
-                        </a:xfrm>
-                        <a:prstGeom prst="line">
-                          <a:avLst/>
-                        </a:prstGeom>
-                        <a:ln>
-                          <a:solidFill>
-                            <a:srgbClr val="EE0000"/>
-                          </a:solidFill>
-                        </a:ln>
-                      </wps:spPr>
-                      <wps:style>
-                        <a:lnRef idx="1">
-                          <a:schemeClr val="accent1"/>
-                        </a:lnRef>
-                        <a:fillRef idx="0">
-                          <a:schemeClr val="accent1"/>
-                        </a:fillRef>
-                        <a:effectRef idx="0">
-                          <a:schemeClr val="accent1"/>
-                        </a:effectRef>
-                        <a:fontRef idx="minor">
-                          <a:schemeClr val="tx1"/>
-                        </a:fontRef>
-                      </wps:style>
-                      <wps:bodyPr/>
-                    </wps:wsp>
-                  </a:graphicData>
-                </a:graphic>
-                <wp14:sizeRelH relativeFrom="margin">
-                  <wp14:pctWidth>0</wp14:pctWidth>
-                </wp14:sizeRelH>
-                <wp14:sizeRelV relativeFrom="margin">
-                  <wp14:pctHeight>0</wp14:pctHeight>
-                </wp14:sizeRelV>
-              </wp:anchor>
-            </w:drawing>
-          </mc:Choice>
-          <mc:Fallback>
-            <w:pict>
-              <v:line w14:anchorId="292E33D9" id="Gerader Verbinder 1" o:spid="_x0000_s1026" style="position:absolute;flip:y;z-index:251664384;visibility:visible;mso-wrap-style:square;mso-width-percent:0;mso-height-percent:0;mso-wrap-distance-left:9pt;mso-wrap-distance-top:0;mso-wrap-distance-right:9pt;mso-wrap-distance-bottom:0;mso-position-horizontal:absolute;mso-position-horizontal-relative:text;mso-position-vertical:absolute;mso-position-vertical-relative:text;mso-width-percent:0;mso-height-percent:0;mso-width-relative:margin;mso-height-relative:margin" from="308.3pt,75.75pt" to="434.3pt,89.6pt" o:gfxdata="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" strokecolor="#e00" strokeweight=".5pt">
-                <v:stroke joinstyle="miter"/>
-              </v:line>
-            </w:pict>
-          </mc:Fallback>
-        </mc:AlternateContent>
-      </w:r>
-      <w:r>
-        <w:rPr>
-          <w:rFonts w:asciiTheme="minorBidi" w:hAnsiTheme="minorBidi"/>
-          <w:noProof/>
-        </w:rPr>
-        <mc:AlternateContent>
-          <mc:Choice Requires="wps">
-            <w:drawing>
-              <wp:anchor distT="0" distB="0" distL="114300" distR="114300" simplePos="0" relativeHeight="251661312" behindDoc="0" locked="0" layoutInCell="1" allowOverlap="1" wp14:anchorId="7E5B5F50" wp14:editId="51916F85">
-                <wp:simplePos x="0" y="0"/>
-                <wp:positionH relativeFrom="column">
-                  <wp:posOffset>247651</wp:posOffset>
-                </wp:positionH>
-                <wp:positionV relativeFrom="paragraph">
-                  <wp:posOffset>1380809</wp:posOffset>
-                </wp:positionV>
-                <wp:extent cx="1600200" cy="176212"/>
-                <wp:effectExtent l="0" t="0" r="19050" b="33655"/>
-                <wp:wrapNone/>
-                <wp:docPr id="1728257283" name="Gerader Verbinder 1"/>
-                <wp:cNvGraphicFramePr/>
-                <a:graphic xmlns:a="http://schemas.openxmlformats.org/drawingml/2006/main">
-                  <a:graphicData uri="http://schemas.microsoft.com/office/word/2010/wordprocessingShape">
-                    <wps:wsp>
-                      <wps:cNvCnPr/>
-                      <wps:spPr>
-                        <a:xfrm flipV="1">
-                          <a:off x="0" y="0"/>
-                          <a:ext cx="1600200" cy="176212"/>
-                        </a:xfrm>
-                        <a:prstGeom prst="line">
-                          <a:avLst/>
-                        </a:prstGeom>
-                        <a:ln>
-                          <a:solidFill>
-                            <a:srgbClr val="EE0000"/>
-                          </a:solidFill>
-                        </a:ln>
-                      </wps:spPr>
-                      <wps:style>
-                        <a:lnRef idx="1">
-                          <a:schemeClr val="accent1"/>
-                        </a:lnRef>
-                        <a:fillRef idx="0">
-                          <a:schemeClr val="accent1"/>
-                        </a:fillRef>
-                        <a:effectRef idx="0">
-                          <a:schemeClr val="accent1"/>
-                        </a:effectRef>
-                        <a:fontRef idx="minor">
-                          <a:schemeClr val="tx1"/>
-                        </a:fontRef>
-                      </wps:style>
-                      <wps:bodyPr/>
-                    </wps:wsp>
-                  </a:graphicData>
-                </a:graphic>
-                <wp14:sizeRelH relativeFrom="margin">
-                  <wp14:pctWidth>0</wp14:pctWidth>
-                </wp14:sizeRelH>
-                <wp14:sizeRelV relativeFrom="margin">
-                  <wp14:pctHeight>0</wp14:pctHeight>
-                </wp14:sizeRelV>
-              </wp:anchor>
-            </w:drawing>
-          </mc:Choice>
-          <mc:Fallback>
-            <w:pict>
-              <v:line w14:anchorId="114CB792" id="Gerader Verbinder 1" o:spid="_x0000_s1026" style="position:absolute;flip:y;z-index:251661312;visibility:visible;mso-wrap-style:square;mso-width-percent:0;mso-height-percent:0;mso-wrap-distance-left:9pt;mso-wrap-distance-top:0;mso-wrap-distance-right:9pt;mso-wrap-distance-bottom:0;mso-position-horizontal:absolute;mso-position-horizontal-relative:text;mso-position-vertical:absolute;mso-position-vertical-relative:text;mso-width-percent:0;mso-height-percent:0;mso-width-relative:margin;mso-height-relative:margin" from="19.5pt,108.75pt" to="145.5pt,122.6pt" o:gfxdata="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" strokecolor="#e00" strokeweight=".5pt">
-                <v:stroke joinstyle="miter"/>
-              </v:line>
-            </w:pict>
-          </mc:Fallback>
-        </mc:AlternateContent>
-      </w:r>
-      <w:r>
-        <w:rPr>
-          <w:rFonts w:asciiTheme="minorBidi" w:hAnsiTheme="minorBidi"/>
-          <w:noProof/>
-        </w:rPr>
-        <mc:AlternateContent>
-          <mc:Choice Requires="wps">
-            <w:drawing>
-              <wp:anchor distT="0" distB="0" distL="114300" distR="114300" simplePos="0" relativeHeight="251659264" behindDoc="0" locked="0" layoutInCell="1" allowOverlap="1" wp14:anchorId="720DE79F" wp14:editId="5370226C">
-                <wp:simplePos x="0" y="0"/>
-                <wp:positionH relativeFrom="column">
-                  <wp:posOffset>219074</wp:posOffset>
-                </wp:positionH>
-                <wp:positionV relativeFrom="paragraph">
-                  <wp:posOffset>1333183</wp:posOffset>
-                </wp:positionV>
-                <wp:extent cx="1628775" cy="271462"/>
-                <wp:effectExtent l="0" t="0" r="28575" b="33655"/>
-                <wp:wrapNone/>
-                <wp:docPr id="1598043731" name="Gerader Verbinder 1"/>
-                <wp:cNvGraphicFramePr/>
-                <a:graphic xmlns:a="http://schemas.openxmlformats.org/drawingml/2006/main">
-                  <a:graphicData uri="http://schemas.microsoft.com/office/word/2010/wordprocessingShape">
-                    <wps:wsp>
-                      <wps:cNvCnPr/>
-                      <wps:spPr>
-                        <a:xfrm>
-                          <a:off x="0" y="0"/>
-                          <a:ext cx="1628775" cy="271462"/>
-                        </a:xfrm>
-                        <a:prstGeom prst="line">
-                          <a:avLst/>
-                        </a:prstGeom>
-                        <a:ln>
-                          <a:solidFill>
-                            <a:srgbClr val="EE0000"/>
-                          </a:solidFill>
-                        </a:ln>
-                      </wps:spPr>
-                      <wps:style>
-                        <a:lnRef idx="1">
-                          <a:schemeClr val="accent1"/>
-                        </a:lnRef>
-                        <a:fillRef idx="0">
-                          <a:schemeClr val="accent1"/>
-                        </a:fillRef>
-                        <a:effectRef idx="0">
-                          <a:schemeClr val="accent1"/>
-                        </a:effectRef>
-                        <a:fontRef idx="minor">
-                          <a:schemeClr val="tx1"/>
-                        </a:fontRef>
-                      </wps:style>
-                      <wps:bodyPr/>
-                    </wps:wsp>
-                  </a:graphicData>
-                </a:graphic>
-              </wp:anchor>
-            </w:drawing>
-          </mc:Choice>
-          <mc:Fallback>
-            <w:pict>
-              <v:line w14:anchorId="2601B1DF" id="Gerader Verbinder 1" o:spid="_x0000_s1026" style="position:absolute;z-index:251659264;visibility:visible;mso-wrap-style:square;mso-wrap-distance-left:9pt;mso-wrap-distance-top:0;mso-wrap-distance-right:9pt;mso-wrap-distance-bottom:0;mso-position-horizontal:absolute;mso-position-horizontal-relative:text;mso-position-vertical:absolute;mso-position-vertical-relative:text" from="17.25pt,105pt" to="145.5pt,126.35pt" o:gfxdata="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" strokecolor="#e00" strokeweight=".5pt">
-                <v:stroke joinstyle="miter"/>
-              </v:line>
-            </w:pict>
-          </mc:Fallback>
-        </mc:AlternateContent>
-      </w:r>
-      <w:r>
-        <w:rPr>
-          <w:rFonts w:asciiTheme="minorBidi" w:hAnsiTheme="minorBidi"/>
-          <w:noProof/>
-        </w:rPr>
-        <w:drawing>
-          <wp:inline distT="0" distB="0" distL="0" distR="0" wp14:anchorId="5EEF6C55" wp14:editId="32ADFF52">
-            <wp:extent cx="5731510" cy="2386330"/>
-            <wp:effectExtent l="0" t="0" r="2540" b="0"/>
-            <wp:docPr id="1132995693" name="Grafik 1"/>
-            <wp:cNvGraphicFramePr>
-              <a:graphicFrameLocks xmlns:a="http://schemas.openxmlformats.org/drawingml/2006/main" noChangeAspect="1"/>
-            </wp:cNvGraphicFramePr>
-            <a:graphic xmlns:a="http://schemas.openxmlformats.org/drawingml/2006/main">
-              <a:graphicData uri="http://schemas.openxmlformats.org/drawingml/2006/picture">
-                <pic:pic xmlns:pic="http://schemas.openxmlformats.org/drawingml/2006/picture">
-                  <pic:nvPicPr>
-                    <pic:cNvPr id="1132995693" name=""/>
-                    <pic:cNvPicPr/>
-                  </pic:nvPicPr>
-                  <pic:blipFill>
-                    <a:blip r:embed="rId4"/>
-                    <a:stretch>
-                      <a:fillRect/>
-                    </a:stretch>
-                  </pic:blipFill>
-                  <pic:spPr>
-                    <a:xfrm>
-                      <a:off x="0" y="0"/>
-                      <a:ext cx="5731510" cy="2386330"/>
-                    </a:xfrm>
-                    <a:prstGeom prst="rect">
-                      <a:avLst/>
-                    </a:prstGeom>
-                  </pic:spPr>
-                </pic:pic>
-              </a:graphicData>
-            </a:graphic>
-          </wp:inline>
-        </w:drawing>
-      </w:r>
-    </w:p>
-    <w:p>
-      <w:pPr>
-        <w:rPr>
-          <w:rFonts w:asciiTheme="minorBidi" w:hAnsiTheme="minorBidi"/>
-          <w:lang w:val="de-CH"/>
-        </w:rPr>
-      </w:pPr>
-    </w:p>
-    <w:p>
-      <w:pPr>
-        <w:rPr>
-          <w:rFonts w:asciiTheme="minorBidi" w:hAnsiTheme="minorBidi"/>
-          <w:lang w:val="de-CH"/>
-        </w:rPr>
-      </w:pPr>
-      <w:r>
-        <w:rPr>
-          <w:rFonts w:asciiTheme="minorBidi" w:hAnsiTheme="minorBidi"/>
-          <w:lang w:val="de-CH"/>
-        </w:rPr>
-        <w:t xml:space="preserve">Intensivkurs </w:t>
-      </w:r>
-      <w:proofErr w:type="gramStart"/>
-      <w:r>
-        <w:rPr>
-          <w:rFonts w:asciiTheme="minorBidi" w:hAnsiTheme="minorBidi"/>
-          <w:lang w:val="de-CH"/>
-        </w:rPr>
-        <w:t xml:space="preserve">für  </w:t>
-      </w:r>
-      <w:r>
-        <w:rPr>
-          <w:rFonts w:asciiTheme="minorBidi" w:hAnsiTheme="minorBidi"/>
-          <w:lang w:val="de-CH"/>
-        </w:rPr>
-        <w:t>alle</w:t>
-      </w:r>
-      <w:proofErr w:type="gramEnd"/>
-      <w:r>
-        <w:rPr>
-          <w:rFonts w:asciiTheme="minorBidi" w:hAnsiTheme="minorBidi"/>
-          <w:lang w:val="de-CH"/>
-        </w:rPr>
-        <w:t xml:space="preserve"> Klassen</w:t>
-      </w:r>
-    </w:p>
-    <w:p>
-      <w:pPr>
-        <w:rPr>
-          <w:rFonts w:asciiTheme="minorBidi" w:hAnsiTheme="minorBidi"/>
-          <w:lang w:val="de-CH"/>
-        </w:rPr>
-      </w:pPr>
-      <w:r>
-        <w:rPr>
-          <w:rFonts w:asciiTheme="minorBidi" w:hAnsiTheme="minorBidi"/>
-          <w:lang w:val="de-CH"/>
-        </w:rPr>
-        <w:t>Automatisch die Zeitperiode für die Kalenderwochen (KW) 6 bis 8</w:t>
-      </w:r>
-      <w:r>
-        <w:rPr>
-          <w:rFonts w:asciiTheme="minorBidi" w:hAnsiTheme="minorBidi"/>
-          <w:lang w:val="de-CH"/>
-        </w:rPr>
-        <w:t xml:space="preserve"> fest programmieren</w:t>
-      </w:r>
-      <w:r>
-        <w:rPr>
-          <w:rFonts w:asciiTheme="minorBidi" w:hAnsiTheme="minorBidi"/>
-          <w:lang w:val="de-CH"/>
-        </w:rPr>
-        <w:t>. Insgesamt drei Auswa</w:t>
-      </w:r>
-      <w:r>
-        <w:rPr>
-          <w:rFonts w:asciiTheme="minorBidi" w:hAnsiTheme="minorBidi"/>
-          <w:lang w:val="de-CH"/>
-        </w:rPr>
-        <w:t>h</w:t>
-      </w:r>
-      <w:r>
-        <w:rPr>
-          <w:rFonts w:asciiTheme="minorBidi" w:hAnsiTheme="minorBidi"/>
-          <w:lang w:val="de-CH"/>
-        </w:rPr>
-        <w:t>lfenster.</w:t>
-      </w:r>
     </w:p>
     <w:p>
       <w:pPr>
@@ -2803,92 +1803,24 @@
           <w:rFonts w:asciiTheme="minorBidi" w:hAnsiTheme="minorBidi"/>
           <w:lang w:val="de-CH"/>
         </w:rPr>
-        <w:t>Reihenfolge stimmt nicht</w:t>
-      </w:r>
-    </w:p>
-    <w:p>
-      <w:pPr>
-        <w:rPr>
-          <w:rFonts w:asciiTheme="minorBidi" w:hAnsiTheme="minorBidi"/>
-          <w:lang w:val="de-CH"/>
-        </w:rPr>
-      </w:pPr>
-      <w:r>
-        <w:rPr>
-          <w:rFonts w:asciiTheme="minorBidi" w:hAnsiTheme="minorBidi"/>
-          <w:lang w:val="de-CH"/>
-        </w:rPr>
-        <w:t xml:space="preserve">4. Veröffentlichung kommt am Ende </w:t>
-      </w:r>
-      <w:proofErr w:type="gramStart"/>
-      <w:r>
-        <w:rPr>
-          <w:rFonts w:asciiTheme="minorBidi" w:hAnsiTheme="minorBidi"/>
-          <w:lang w:val="de-CH"/>
-        </w:rPr>
-        <w:t>nach der Termine</w:t>
-      </w:r>
-      <w:proofErr w:type="gramEnd"/>
-    </w:p>
-    <w:p>
-      <w:pPr>
-        <w:rPr>
-          <w:rFonts w:asciiTheme="minorBidi" w:hAnsiTheme="minorBidi"/>
-          <w:lang w:val="de-CH"/>
-        </w:rPr>
-      </w:pPr>
-      <w:r>
-        <w:rPr>
-          <w:rFonts w:asciiTheme="minorBidi" w:hAnsiTheme="minorBidi"/>
-          <w:lang w:val="de-CH"/>
-        </w:rPr>
-        <w:t>__________________________________________</w:t>
-      </w:r>
-    </w:p>
-    <w:p>
-      <w:pPr>
-        <w:rPr>
-          <w:rFonts w:asciiTheme="minorBidi" w:hAnsiTheme="minorBidi"/>
-          <w:lang w:val="de-CH"/>
-        </w:rPr>
-      </w:pPr>
-      <w:r>
-        <w:rPr>
-          <w:rFonts w:asciiTheme="minorBidi" w:hAnsiTheme="minorBidi"/>
-          <w:lang w:val="de-CH"/>
-        </w:rPr>
-        <w:t>Prüfungssimulation für BMS</w:t>
-      </w:r>
-    </w:p>
-    <w:p>
-      <w:pPr>
-        <w:rPr>
-          <w:rFonts w:asciiTheme="minorBidi" w:hAnsiTheme="minorBidi"/>
-          <w:lang w:val="de-CH"/>
-        </w:rPr>
-      </w:pPr>
-      <w:r>
-        <w:rPr>
-          <w:rFonts w:asciiTheme="minorBidi" w:hAnsiTheme="minorBidi"/>
-          <w:lang w:val="de-CH"/>
-        </w:rPr>
-        <w:t>Gleiche Seite wie 6.Klasse</w:t>
-      </w:r>
-    </w:p>
-    <w:p>
-      <w:pPr>
-        <w:rPr>
-          <w:rFonts w:asciiTheme="minorBidi" w:hAnsiTheme="minorBidi"/>
-          <w:lang w:val="de-CH"/>
-        </w:rPr>
-      </w:pPr>
-      <w:r>
-        <w:rPr>
-          <w:rFonts w:asciiTheme="minorBidi" w:hAnsiTheme="minorBidi"/>
-          <w:lang w:val="de-CH"/>
-        </w:rPr>
         <w:t>_______________________________</w:t>
       </w:r>
+    </w:p>
+    <w:p>
+      <w:pPr>
+        <w:rPr>
+          <w:rFonts w:asciiTheme="minorBidi" w:hAnsiTheme="minorBidi"/>
+          <w:lang w:val="de-CH"/>
+        </w:rPr>
+      </w:pPr>
+    </w:p>
+    <w:p>
+      <w:pPr>
+        <w:rPr>
+          <w:rFonts w:asciiTheme="minorBidi" w:hAnsiTheme="minorBidi"/>
+          <w:lang w:val="de-CH"/>
+        </w:rPr>
+      </w:pPr>
     </w:p>
     <w:p>
       <w:pPr>
@@ -3004,512 +1936,232 @@
           <w:lang w:val="de-CH"/>
         </w:rPr>
       </w:pPr>
-      <w:r>
-        <w:rPr>
-          <w:rFonts w:asciiTheme="minorBidi" w:hAnsiTheme="minorBidi"/>
-          <w:lang w:val="de-CH"/>
-        </w:rPr>
-        <w:t>Selbs</w:t>
-      </w:r>
-      <w:r>
-        <w:rPr>
-          <w:rFonts w:asciiTheme="minorBidi" w:hAnsiTheme="minorBidi"/>
-          <w:lang w:val="de-CH"/>
-        </w:rPr>
-        <w:t>t</w:t>
-      </w:r>
-      <w:r>
-        <w:rPr>
-          <w:rFonts w:asciiTheme="minorBidi" w:hAnsiTheme="minorBidi"/>
-          <w:lang w:val="de-CH"/>
-        </w:rPr>
-        <w:t>studium für 6.Klasse + 2/3. Sek + BMS</w:t>
-      </w:r>
-    </w:p>
-    <w:p>
-      <w:pPr>
-        <w:rPr>
-          <w:rFonts w:asciiTheme="minorBidi" w:hAnsiTheme="minorBidi"/>
-          <w:lang w:val="de-CH"/>
-        </w:rPr>
-      </w:pPr>
+    </w:p>
+    <w:p>
+      <w:pPr>
+        <w:rPr>
+          <w:rFonts w:asciiTheme="minorBidi" w:hAnsiTheme="minorBidi"/>
+          <w:lang w:val="de-CH"/>
+        </w:rPr>
+      </w:pPr>
+      <w:proofErr w:type="spellStart"/>
       <w:r>
         <w:rPr>
           <w:rFonts w:asciiTheme="minorBidi" w:hAnsiTheme="minorBidi"/>
           <w:lang w:val="de-CH"/>
         </w:rPr>
         <w:lastRenderedPageBreak/>
-        <w:t xml:space="preserve">Vorlage </w:t>
-      </w:r>
-      <w:r>
-        <w:rPr>
-          <w:rFonts w:asciiTheme="minorBidi" w:hAnsiTheme="minorBidi"/>
-          <w:lang w:val="de-CH"/>
-        </w:rPr>
-        <w:t>nehmen</w:t>
-      </w:r>
-      <w:r>
-        <w:rPr>
-          <w:rFonts w:asciiTheme="minorBidi" w:hAnsiTheme="minorBidi"/>
-          <w:lang w:val="de-CH"/>
-        </w:rPr>
-        <w:t xml:space="preserve"> </w:t>
-      </w:r>
-      <w:r>
-        <w:rPr>
-          <w:rFonts w:asciiTheme="minorBidi" w:hAnsiTheme="minorBidi"/>
-          <w:lang w:val="de-CH"/>
-        </w:rPr>
-        <w:t>"E:\Master\ZAP_Master\design-reference\Layout_2_Sek_Selbststudium_Unterseite.html"</w:t>
-      </w:r>
-    </w:p>
-    <w:p>
-      <w:pPr>
-        <w:rPr>
-          <w:rFonts w:asciiTheme="minorBidi" w:hAnsiTheme="minorBidi"/>
-          <w:lang w:val="de-CH"/>
-        </w:rPr>
-      </w:pPr>
-      <w:r>
-        <w:rPr>
-          <w:rFonts w:asciiTheme="minorBidi" w:hAnsiTheme="minorBidi"/>
-          <w:lang w:val="de-CH"/>
-        </w:rPr>
-        <w:t>_______________________________________</w:t>
-      </w:r>
-    </w:p>
-    <w:p>
-      <w:pPr>
-        <w:rPr>
-          <w:rFonts w:asciiTheme="minorBidi" w:hAnsiTheme="minorBidi"/>
-          <w:lang w:val="de-CH"/>
-        </w:rPr>
-      </w:pPr>
-      <w:r>
-        <w:rPr>
-          <w:rFonts w:asciiTheme="minorBidi" w:hAnsiTheme="minorBidi"/>
-          <w:lang w:val="de-CH"/>
-        </w:rPr>
-        <w:t>Klassen: 4-6.Kl + 2./3. Sek + BMS</w:t>
-      </w:r>
-      <w:r>
-        <w:rPr>
-          <w:rFonts w:asciiTheme="minorBidi" w:hAnsiTheme="minorBidi"/>
-          <w:lang w:val="de-CH"/>
-        </w:rPr>
-        <w:t xml:space="preserve"> und Matura</w:t>
-      </w:r>
-    </w:p>
-    <w:p>
-      <w:pPr>
-        <w:rPr>
-          <w:rFonts w:asciiTheme="minorBidi" w:hAnsiTheme="minorBidi"/>
-          <w:lang w:val="de-CH"/>
-        </w:rPr>
-      </w:pPr>
-      <w:r>
-        <w:rPr>
-          <w:rFonts w:asciiTheme="minorBidi" w:hAnsiTheme="minorBidi"/>
-          <w:lang w:val="de-CH"/>
-        </w:rPr>
-        <w:t>Halbjahrskurs mit «Vorkurs» ersetzen, da der Kurs nur 11 Termine beinhaltet</w:t>
-      </w:r>
-    </w:p>
-    <w:p>
-      <w:pPr>
-        <w:rPr>
-          <w:rFonts w:asciiTheme="minorBidi" w:hAnsiTheme="minorBidi"/>
-          <w:lang w:val="de-CH"/>
-        </w:rPr>
-      </w:pPr>
-      <w:r>
-        <w:rPr>
-          <w:rFonts w:asciiTheme="minorBidi" w:hAnsiTheme="minorBidi"/>
-          <w:lang w:val="de-CH"/>
-        </w:rPr>
-        <w:t>____________________________________</w:t>
-      </w:r>
-    </w:p>
-    <w:p>
-      <w:pPr>
-        <w:rPr>
-          <w:rFonts w:asciiTheme="minorBidi" w:hAnsiTheme="minorBidi"/>
-          <w:lang w:val="de-CH"/>
-        </w:rPr>
-      </w:pPr>
-      <w:r>
-        <w:rPr>
-          <w:rFonts w:asciiTheme="minorBidi" w:hAnsiTheme="minorBidi"/>
-          <w:lang w:val="de-CH"/>
-        </w:rPr>
-        <w:t>Frühbucherrabatt</w:t>
-      </w:r>
-    </w:p>
-    <w:p>
-      <w:pPr>
-        <w:rPr>
-          <w:rFonts w:asciiTheme="minorBidi" w:hAnsiTheme="minorBidi"/>
-          <w:lang w:val="de-CH"/>
-        </w:rPr>
-      </w:pPr>
-      <w:r>
-        <w:rPr>
-          <w:rFonts w:asciiTheme="minorBidi" w:hAnsiTheme="minorBidi"/>
-          <w:lang w:val="de-CH"/>
-        </w:rPr>
-        <w:t xml:space="preserve">Fehlt für </w:t>
-      </w:r>
-      <w:r>
-        <w:rPr>
-          <w:rFonts w:asciiTheme="minorBidi" w:hAnsiTheme="minorBidi"/>
-          <w:lang w:val="de-CH"/>
-        </w:rPr>
-        <w:t>5.Kl, 1.Sek und 2./3. Sek</w:t>
-      </w:r>
-    </w:p>
-    <w:p>
-      <w:pPr>
-        <w:rPr>
-          <w:rFonts w:asciiTheme="minorBidi" w:hAnsiTheme="minorBidi"/>
-          <w:lang w:val="de-CH"/>
-        </w:rPr>
-      </w:pPr>
-      <w:r>
-        <w:rPr>
-          <w:rFonts w:asciiTheme="minorBidi" w:hAnsiTheme="minorBidi"/>
-          <w:lang w:val="de-CH"/>
-        </w:rPr>
-        <w:t>______________________________________</w:t>
-      </w:r>
-    </w:p>
-    <w:p>
-      <w:pPr>
-        <w:rPr>
-          <w:rFonts w:asciiTheme="minorBidi" w:hAnsiTheme="minorBidi"/>
-          <w:lang w:val="de-CH"/>
-        </w:rPr>
-      </w:pPr>
-      <w:r>
-        <w:rPr>
-          <w:rFonts w:asciiTheme="minorBidi" w:hAnsiTheme="minorBidi"/>
-          <w:lang w:val="de-CH"/>
-        </w:rPr>
-        <w:t>Prüfungssimulation und Selbststudium für 6.Kl, 2./3. Sek, BMS</w:t>
-      </w:r>
-    </w:p>
-    <w:p>
-      <w:pPr>
-        <w:rPr>
-          <w:rFonts w:asciiTheme="minorBidi" w:hAnsiTheme="minorBidi"/>
-          <w:lang w:val="de-CH"/>
-        </w:rPr>
-      </w:pPr>
-      <w:r>
-        <w:rPr>
-          <w:rFonts w:asciiTheme="minorBidi" w:hAnsiTheme="minorBidi"/>
-          <w:lang w:val="de-CH"/>
-        </w:rPr>
-        <w:t>Hintergrundfarbe fehlt, analog zu "E:\Master\ZAP_Master\design-reference\Layout_6_Klasse_Hauptseite.html"</w:t>
-      </w:r>
-    </w:p>
-    <w:p>
-      <w:pPr>
-        <w:rPr>
-          <w:rFonts w:asciiTheme="minorBidi" w:hAnsiTheme="minorBidi"/>
-          <w:lang w:val="de-CH"/>
-        </w:rPr>
-      </w:pPr>
-      <w:r>
-        <w:rPr>
-          <w:rFonts w:asciiTheme="minorBidi" w:hAnsiTheme="minorBidi"/>
-          <w:lang w:val="de-CH"/>
-        </w:rPr>
-        <w:t>______________________________________</w:t>
-      </w:r>
-    </w:p>
-    <w:p>
-      <w:pPr>
+        <w:t>Loginbereich</w:t>
+      </w:r>
+      <w:proofErr w:type="spellEnd"/>
+    </w:p>
+    <w:p>
+      <w:pPr>
+        <w:rPr>
+          <w:rFonts w:asciiTheme="minorBidi" w:hAnsiTheme="minorBidi"/>
+          <w:lang w:val="de-CH"/>
+        </w:rPr>
+      </w:pPr>
+      <w:r>
+        <w:rPr>
+          <w:rFonts w:asciiTheme="minorBidi" w:hAnsiTheme="minorBidi"/>
+          <w:lang w:val="de-CH"/>
+        </w:rPr>
+        <w:t>Lehrperson/Tagesfreigaben</w:t>
+      </w:r>
+    </w:p>
+    <w:p>
+      <w:pPr>
+        <w:rPr>
+          <w:rFonts w:asciiTheme="minorBidi" w:hAnsiTheme="minorBidi"/>
+          <w:lang w:val="de-CH"/>
+        </w:rPr>
+      </w:pPr>
+      <w:r>
+        <w:rPr>
+          <w:rFonts w:asciiTheme="minorBidi" w:hAnsiTheme="minorBidi"/>
+          <w:lang w:val="de-CH"/>
+        </w:rPr>
+        <w:t>Diese Vorlage dazu benutzen</w:t>
+      </w:r>
+      <w:r>
+        <w:rPr>
+          <w:rFonts w:asciiTheme="minorBidi" w:hAnsiTheme="minorBidi"/>
+          <w:lang w:val="de-CH"/>
+        </w:rPr>
+        <w:t xml:space="preserve"> "E:\Master\ZAP_Master\design-reference\Layout_Admin_Tagesfreigaben.html". Die Lehrperson sollte entscheiden, welche Lerneinheiten und Übungen für die heutige Sitzung </w:t>
+      </w:r>
+      <w:proofErr w:type="gramStart"/>
+      <w:r>
+        <w:rPr>
+          <w:rFonts w:asciiTheme="minorBidi" w:hAnsiTheme="minorBidi"/>
+          <w:lang w:val="de-CH"/>
+        </w:rPr>
+        <w:t>freigegen werden</w:t>
+      </w:r>
+      <w:proofErr w:type="gramEnd"/>
+      <w:r>
+        <w:rPr>
+          <w:rFonts w:asciiTheme="minorBidi" w:hAnsiTheme="minorBidi"/>
+          <w:lang w:val="de-CH"/>
+        </w:rPr>
+        <w:t>.</w:t>
+      </w:r>
+    </w:p>
+    <w:p>
+      <w:pPr>
+        <w:rPr>
+          <w:rFonts w:asciiTheme="minorBidi" w:hAnsiTheme="minorBidi"/>
+          <w:lang w:val="de-CH"/>
+        </w:rPr>
+      </w:pPr>
+      <w:r>
+        <w:rPr>
+          <w:rFonts w:asciiTheme="minorBidi" w:hAnsiTheme="minorBidi"/>
+          <w:lang w:val="de-CH"/>
+        </w:rPr>
+        <w:t>Kursangebot sollte alle Kurse beinhalten von der 4.Kl bis Matura und auch für Vorkurs</w:t>
+      </w:r>
+    </w:p>
+    <w:p>
+      <w:pPr>
+        <w:rPr>
+          <w:rFonts w:asciiTheme="minorBidi" w:hAnsiTheme="minorBidi"/>
+          <w:lang w:val="de-CH"/>
+        </w:rPr>
+      </w:pPr>
+      <w:r>
+        <w:rPr>
+          <w:rFonts w:asciiTheme="minorBidi" w:hAnsiTheme="minorBidi"/>
+          <w:lang w:val="de-CH"/>
+        </w:rPr>
+        <w:t xml:space="preserve">Beispiel: Ich bin Lehrperson für den Kurs </w:t>
+      </w:r>
+      <w:r>
         <w:rPr>
           <w:rFonts w:asciiTheme="minorBidi" w:hAnsiTheme="minorBidi"/>
           <w:b/>
           <w:bCs/>
           <w:lang w:val="de-CH"/>
         </w:rPr>
-      </w:pPr>
+        <w:t>4.Klasse Halbjahreskurs</w:t>
+      </w:r>
+      <w:r>
+        <w:rPr>
+          <w:rFonts w:asciiTheme="minorBidi" w:hAnsiTheme="minorBidi"/>
+          <w:lang w:val="de-CH"/>
+        </w:rPr>
+        <w:t>. Ich möchte für die heutige Sitzung nur bestimmte Lerneinheiten und Übungen für die Schüler freigeben, sodass sie nicht alle Lernmaterialen und Übungen sehen können. Was ist die beste Strategie, um das umzusetzen?</w:t>
+      </w:r>
+    </w:p>
+    <w:p>
+      <w:pPr>
+        <w:rPr>
+          <w:rFonts w:asciiTheme="minorBidi" w:hAnsiTheme="minorBidi"/>
+          <w:lang w:val="de-CH"/>
+        </w:rPr>
+      </w:pPr>
+      <w:r>
+        <w:rPr>
+          <w:rFonts w:asciiTheme="minorBidi" w:hAnsiTheme="minorBidi"/>
+          <w:lang w:val="de-CH"/>
+        </w:rPr>
+        <w:t>______________________________________________________</w:t>
+      </w:r>
+    </w:p>
+    <w:p>
+      <w:pPr>
+        <w:rPr>
+          <w:rFonts w:asciiTheme="minorBidi" w:hAnsiTheme="minorBidi"/>
+          <w:lang w:val="de-CH"/>
+        </w:rPr>
+      </w:pPr>
+    </w:p>
+    <w:p>
+      <w:pPr>
+        <w:rPr>
+          <w:rFonts w:asciiTheme="minorBidi" w:hAnsiTheme="minorBidi"/>
+          <w:lang w:val="de-CH"/>
+        </w:rPr>
+      </w:pPr>
+      <w:r>
+        <w:rPr>
+          <w:rFonts w:asciiTheme="minorBidi" w:hAnsiTheme="minorBidi"/>
+          <w:lang w:val="de-CH"/>
+        </w:rPr>
+        <w:t>Samuel</w:t>
+      </w:r>
+    </w:p>
+    <w:p>
+      <w:pPr>
+        <w:rPr>
+          <w:rFonts w:asciiTheme="minorBidi" w:hAnsiTheme="minorBidi"/>
+          <w:lang w:val="de-CH"/>
+        </w:rPr>
+      </w:pPr>
+      <w:r>
+        <w:rPr>
+          <w:rFonts w:asciiTheme="minorBidi" w:hAnsiTheme="minorBidi"/>
+          <w:lang w:val="de-CH"/>
+        </w:rPr>
+        <w:t>Abschnitt «Prüfungstrainer».</w:t>
+      </w:r>
+    </w:p>
+    <w:p>
+      <w:pPr>
+        <w:rPr>
+          <w:rFonts w:asciiTheme="minorBidi" w:hAnsiTheme="minorBidi"/>
+          <w:lang w:val="de-CH"/>
+        </w:rPr>
+      </w:pPr>
+      <w:r>
+        <w:rPr>
+          <w:rFonts w:asciiTheme="minorBidi" w:hAnsiTheme="minorBidi"/>
+          <w:lang w:val="de-CH"/>
+        </w:rPr>
+        <w:t xml:space="preserve">Die Auswahl des LLM-Models sollte redundant sein. In der </w:t>
+      </w:r>
       <w:proofErr w:type="spellStart"/>
       <w:r>
+        <w:rPr>
+          <w:rFonts w:asciiTheme="minorBidi" w:hAnsiTheme="minorBidi"/>
+          <w:lang w:val="de-CH"/>
+        </w:rPr>
+        <w:t>Supabase</w:t>
+      </w:r>
+      <w:proofErr w:type="spellEnd"/>
+      <w:r>
+        <w:rPr>
+          <w:rFonts w:asciiTheme="minorBidi" w:hAnsiTheme="minorBidi"/>
+          <w:lang w:val="de-CH"/>
+        </w:rPr>
+        <w:t>-Tabelle alle Übungen der Prüfungsjahre mit möglichst viele Übungen.</w:t>
+      </w:r>
+    </w:p>
+    <w:p>
+      <w:pPr>
+        <w:rPr>
+          <w:rFonts w:asciiTheme="minorBidi" w:hAnsiTheme="minorBidi"/>
+          <w:lang w:val="de-CH"/>
+        </w:rPr>
+      </w:pPr>
+      <w:r>
+        <w:rPr>
+          <w:rFonts w:asciiTheme="minorBidi" w:hAnsiTheme="minorBidi"/>
+          <w:lang w:val="de-CH"/>
+        </w:rPr>
+        <w:t>______________________________________________________</w:t>
+      </w:r>
+    </w:p>
+    <w:p>
+      <w:pPr>
         <w:rPr>
           <w:rFonts w:asciiTheme="minorBidi" w:hAnsiTheme="minorBidi"/>
           <w:b/>
           <w:bCs/>
           <w:lang w:val="de-CH"/>
         </w:rPr>
-        <w:t>Loginbereich</w:t>
-      </w:r>
-      <w:proofErr w:type="spellEnd"/>
-    </w:p>
-    <w:p>
-      <w:pPr>
-        <w:rPr>
-          <w:rFonts w:asciiTheme="minorBidi" w:hAnsiTheme="minorBidi"/>
-          <w:lang w:val="de-CH"/>
-        </w:rPr>
-      </w:pPr>
-      <w:r>
-        <w:rPr>
-          <w:rFonts w:asciiTheme="minorBidi" w:hAnsiTheme="minorBidi"/>
-          <w:lang w:val="de-CH"/>
-        </w:rPr>
-        <w:t>"LEHRPERSON" + "Verwaltung" bzw. "SYSTEM-ADMIN" + "Administration"</w:t>
-      </w:r>
-    </w:p>
-    <w:p>
-      <w:pPr>
-        <w:rPr>
-          <w:rFonts w:asciiTheme="minorBidi" w:hAnsiTheme="minorBidi"/>
-          <w:lang w:val="de-CH"/>
-        </w:rPr>
-      </w:pPr>
-      <w:proofErr w:type="spellStart"/>
-      <w:r>
-        <w:rPr>
-          <w:rFonts w:asciiTheme="minorBidi" w:hAnsiTheme="minorBidi"/>
-          <w:lang w:val="de-CH"/>
-        </w:rPr>
-        <w:t>Zwischenüberschrifte</w:t>
-      </w:r>
-      <w:proofErr w:type="spellEnd"/>
-      <w:r>
-        <w:rPr>
-          <w:rFonts w:asciiTheme="minorBidi" w:hAnsiTheme="minorBidi"/>
-          <w:lang w:val="de-CH"/>
-        </w:rPr>
-        <w:t xml:space="preserve"> "Verwaltung" </w:t>
-      </w:r>
-      <w:r>
-        <w:rPr>
-          <w:rFonts w:asciiTheme="minorBidi" w:hAnsiTheme="minorBidi"/>
-          <w:lang w:val="de-CH"/>
-        </w:rPr>
-        <w:t>durch "LEHRPERSON</w:t>
-      </w:r>
-      <w:proofErr w:type="gramStart"/>
-      <w:r>
-        <w:rPr>
-          <w:rFonts w:asciiTheme="minorBidi" w:hAnsiTheme="minorBidi"/>
-          <w:lang w:val="de-CH"/>
-        </w:rPr>
-        <w:t>"  ersetzen</w:t>
-      </w:r>
-      <w:proofErr w:type="gramEnd"/>
-      <w:r>
-        <w:rPr>
-          <w:rFonts w:asciiTheme="minorBidi" w:hAnsiTheme="minorBidi"/>
-          <w:lang w:val="de-CH"/>
-        </w:rPr>
-        <w:t xml:space="preserve"> </w:t>
-      </w:r>
-      <w:proofErr w:type="gramStart"/>
-      <w:r>
-        <w:rPr>
-          <w:rFonts w:asciiTheme="minorBidi" w:hAnsiTheme="minorBidi"/>
-          <w:lang w:val="de-CH"/>
-        </w:rPr>
-        <w:t xml:space="preserve">und </w:t>
-      </w:r>
-      <w:r>
-        <w:rPr>
-          <w:rFonts w:asciiTheme="minorBidi" w:hAnsiTheme="minorBidi"/>
-          <w:lang w:val="de-CH"/>
-        </w:rPr>
-        <w:t xml:space="preserve"> </w:t>
-      </w:r>
-      <w:r>
-        <w:rPr>
-          <w:rFonts w:asciiTheme="minorBidi" w:hAnsiTheme="minorBidi"/>
-          <w:lang w:val="de-CH"/>
-        </w:rPr>
-        <w:t>"</w:t>
-      </w:r>
-      <w:proofErr w:type="gramEnd"/>
-      <w:r>
-        <w:rPr>
-          <w:rFonts w:asciiTheme="minorBidi" w:hAnsiTheme="minorBidi"/>
-          <w:lang w:val="de-CH"/>
-        </w:rPr>
-        <w:t xml:space="preserve"> SYSTEM-ADMIN" streichen </w:t>
-      </w:r>
-    </w:p>
-    <w:p>
-      <w:pPr>
-        <w:rPr>
-          <w:rFonts w:asciiTheme="minorBidi" w:hAnsiTheme="minorBidi"/>
-          <w:lang w:val="de-CH"/>
-        </w:rPr>
-      </w:pPr>
-      <w:r>
-        <w:rPr>
-          <w:rFonts w:asciiTheme="minorBidi" w:hAnsiTheme="minorBidi"/>
-          <w:lang w:val="de-CH"/>
-        </w:rPr>
-        <w:t>____________________________________________</w:t>
-      </w:r>
-    </w:p>
-    <w:p>
-      <w:pPr>
-        <w:rPr>
-          <w:rFonts w:asciiTheme="minorBidi" w:hAnsiTheme="minorBidi"/>
-          <w:lang w:val="de-CH"/>
-        </w:rPr>
-      </w:pPr>
-      <w:proofErr w:type="spellStart"/>
-      <w:r>
-        <w:rPr>
-          <w:rFonts w:asciiTheme="minorBidi" w:hAnsiTheme="minorBidi"/>
-          <w:lang w:val="de-CH"/>
-        </w:rPr>
-        <w:t>Loginbereich</w:t>
-      </w:r>
-      <w:proofErr w:type="spellEnd"/>
-    </w:p>
-    <w:p>
-      <w:pPr>
-        <w:rPr>
-          <w:rFonts w:asciiTheme="minorBidi" w:hAnsiTheme="minorBidi"/>
-          <w:lang w:val="de-CH"/>
-        </w:rPr>
-      </w:pPr>
-      <w:r>
-        <w:rPr>
-          <w:rFonts w:asciiTheme="minorBidi" w:hAnsiTheme="minorBidi"/>
-          <w:lang w:val="de-CH"/>
-        </w:rPr>
-        <w:t xml:space="preserve">Wenn ich eine Klasse im </w:t>
-      </w:r>
-      <w:proofErr w:type="spellStart"/>
-      <w:r>
-        <w:rPr>
-          <w:rFonts w:asciiTheme="minorBidi" w:hAnsiTheme="minorBidi"/>
-          <w:lang w:val="de-CH"/>
-        </w:rPr>
-        <w:t>Loginbereich</w:t>
-      </w:r>
-      <w:proofErr w:type="spellEnd"/>
-      <w:r>
-        <w:rPr>
-          <w:rFonts w:asciiTheme="minorBidi" w:hAnsiTheme="minorBidi"/>
-          <w:lang w:val="de-CH"/>
-        </w:rPr>
-        <w:t xml:space="preserve"> auswählen, sollte der Abschnitt «Lernen» entsprechend nur Übungen dieser Klasse zeigen.</w:t>
-      </w:r>
-    </w:p>
-    <w:p>
-      <w:pPr>
-        <w:rPr>
-          <w:rFonts w:asciiTheme="minorBidi" w:hAnsiTheme="minorBidi"/>
-          <w:lang w:val="de-CH"/>
-        </w:rPr>
-      </w:pPr>
-      <w:r>
-        <w:rPr>
-          <w:rFonts w:asciiTheme="minorBidi" w:hAnsiTheme="minorBidi"/>
-          <w:lang w:val="de-CH"/>
-        </w:rPr>
-        <w:t>_____________________________________</w:t>
-      </w:r>
-    </w:p>
-    <w:p>
-      <w:pPr>
-        <w:rPr>
-          <w:rFonts w:asciiTheme="minorBidi" w:hAnsiTheme="minorBidi"/>
-          <w:lang w:val="de-CH"/>
-        </w:rPr>
-      </w:pPr>
-    </w:p>
-    <w:p>
-      <w:pPr>
-        <w:rPr>
-          <w:rFonts w:asciiTheme="minorBidi" w:hAnsiTheme="minorBidi"/>
-          <w:lang w:val="de-CH"/>
-        </w:rPr>
-      </w:pPr>
-      <w:r>
-        <w:rPr>
-          <w:rFonts w:asciiTheme="minorBidi" w:hAnsiTheme="minorBidi"/>
-          <w:lang w:val="de-CH"/>
-        </w:rPr>
-        <w:t>Tagesfreigaben sollte auf Ebene der Lehrpersonen und nicht unter «SYSTEM-</w:t>
-      </w:r>
-      <w:proofErr w:type="spellStart"/>
-      <w:r>
-        <w:rPr>
-          <w:rFonts w:asciiTheme="minorBidi" w:hAnsiTheme="minorBidi"/>
-          <w:lang w:val="de-CH"/>
-        </w:rPr>
-        <w:t>admin</w:t>
-      </w:r>
-      <w:proofErr w:type="spellEnd"/>
-      <w:r>
-        <w:rPr>
-          <w:rFonts w:asciiTheme="minorBidi" w:hAnsiTheme="minorBidi"/>
-          <w:lang w:val="de-CH"/>
-        </w:rPr>
-        <w:t>» sein. Der Administrator kann auch eine Lehrperson sein</w:t>
-      </w:r>
-    </w:p>
-    <w:p>
-      <w:pPr>
-        <w:rPr>
-          <w:rFonts w:asciiTheme="minorBidi" w:hAnsiTheme="minorBidi"/>
-          <w:lang w:val="de-CH"/>
-        </w:rPr>
-      </w:pPr>
-    </w:p>
-    <w:p>
-      <w:pPr>
-        <w:rPr>
-          <w:rFonts w:asciiTheme="minorBidi" w:hAnsiTheme="minorBidi"/>
-          <w:lang w:val="de-CH"/>
-        </w:rPr>
-      </w:pPr>
-      <w:r>
-        <w:rPr>
-          <w:rFonts w:asciiTheme="minorBidi" w:hAnsiTheme="minorBidi"/>
-          <w:lang w:val="de-CH"/>
-        </w:rPr>
-        <w:t xml:space="preserve">Im Bereich Lehrperson/Verwaltung/Kursverwaltung sollte die Seite "E:\Master\ZAP_Master\design-reference\Layout_Admin_Tagesfreigaben.html" integriert werden. Die Lehrperson sollte entscheiden, welche Lerneinheiten und Übungen für die heutige Sitzung </w:t>
-      </w:r>
-      <w:proofErr w:type="gramStart"/>
-      <w:r>
-        <w:rPr>
-          <w:rFonts w:asciiTheme="minorBidi" w:hAnsiTheme="minorBidi"/>
-          <w:lang w:val="de-CH"/>
-        </w:rPr>
-        <w:t>freigegen werden</w:t>
-      </w:r>
-      <w:proofErr w:type="gramEnd"/>
-      <w:r>
-        <w:rPr>
-          <w:rFonts w:asciiTheme="minorBidi" w:hAnsiTheme="minorBidi"/>
-          <w:lang w:val="de-CH"/>
-        </w:rPr>
-        <w:t>.</w:t>
-      </w:r>
-    </w:p>
-    <w:p>
-      <w:pPr>
-        <w:rPr>
-          <w:rFonts w:asciiTheme="minorBidi" w:hAnsiTheme="minorBidi"/>
-          <w:lang w:val="de-CH"/>
-        </w:rPr>
-      </w:pPr>
-      <w:r>
-        <w:rPr>
-          <w:rFonts w:asciiTheme="minorBidi" w:hAnsiTheme="minorBidi"/>
-          <w:lang w:val="de-CH"/>
-        </w:rPr>
-        <w:t xml:space="preserve">Beispiel: Ich bin Lehrperson für den Kurs </w:t>
-      </w:r>
+      </w:pPr>
       <w:r>
         <w:rPr>
           <w:rFonts w:asciiTheme="minorBidi" w:hAnsiTheme="minorBidi"/>
@@ -3517,60 +2169,22 @@
           <w:bCs/>
           <w:lang w:val="de-CH"/>
         </w:rPr>
-        <w:t>4.Klasse Halbjahreskurs</w:t>
-      </w:r>
-      <w:r>
-        <w:rPr>
-          <w:rFonts w:asciiTheme="minorBidi" w:hAnsiTheme="minorBidi"/>
-          <w:lang w:val="de-CH"/>
-        </w:rPr>
-        <w:t>. Ich möchte für die heutige Sitzung nur bestimmte Lerneinheiten und Übungen für die Schüler freigeben, sodass sie nicht alle Lernmaterialen und Übungen sehen können. Was ist die beste Strategie, um das umzusetzen?</w:t>
-      </w:r>
-    </w:p>
-    <w:p>
-      <w:pPr>
-        <w:rPr>
-          <w:rFonts w:asciiTheme="minorBidi" w:hAnsiTheme="minorBidi"/>
-          <w:lang w:val="de-CH"/>
-        </w:rPr>
-      </w:pPr>
-      <w:r>
-        <w:rPr>
-          <w:rFonts w:asciiTheme="minorBidi" w:hAnsiTheme="minorBidi"/>
-          <w:lang w:val="de-CH"/>
-        </w:rPr>
-        <w:t>______________________________________________________</w:t>
-      </w:r>
-    </w:p>
-    <w:p>
-      <w:pPr>
-        <w:rPr>
-          <w:rFonts w:asciiTheme="minorBidi" w:hAnsiTheme="minorBidi"/>
-          <w:lang w:val="de-CH"/>
-        </w:rPr>
-      </w:pPr>
-      <w:r>
-        <w:rPr>
-          <w:rFonts w:asciiTheme="minorBidi" w:hAnsiTheme="minorBidi"/>
-          <w:lang w:val="de-CH"/>
-        </w:rPr>
-        <w:t>Abschnitt «Lernmaterialen»</w:t>
-      </w:r>
-    </w:p>
-    <w:p>
-      <w:pPr>
-        <w:rPr>
-          <w:rFonts w:asciiTheme="minorBidi" w:hAnsiTheme="minorBidi"/>
-          <w:lang w:val="de-CH"/>
-        </w:rPr>
-      </w:pPr>
-      <w:r>
-        <w:rPr>
-          <w:rFonts w:asciiTheme="minorBidi" w:hAnsiTheme="minorBidi"/>
-          <w:lang w:val="de-CH"/>
-        </w:rPr>
-        <w:lastRenderedPageBreak/>
-        <w:t>Dort gibt es eine Auswahl. Das ist nicht mehr nötig, da die Wahl durch das Klicken in der Navigationsleiste schon gemacht wurde</w:t>
+        <w:t>Tagesfreigaben</w:t>
+      </w:r>
+    </w:p>
+    <w:p>
+      <w:pPr>
+        <w:rPr>
+          <w:rFonts w:asciiTheme="minorBidi" w:hAnsiTheme="minorBidi"/>
+          <w:lang w:val="de-CH"/>
+        </w:rPr>
+      </w:pPr>
+      <w:r>
+        <w:rPr>
+          <w:rFonts w:asciiTheme="minorBidi" w:hAnsiTheme="minorBidi"/>
+          <w:lang w:val="de-CH"/>
+        </w:rPr>
+        <w:t>Pro Zeile nur eine Klasse</w:t>
       </w:r>
     </w:p>
     <w:p>
@@ -3585,414 +2199,6 @@
           <w:rFonts w:asciiTheme="minorBidi" w:hAnsiTheme="minorBidi"/>
           <w:noProof/>
         </w:rPr>
-        <w:drawing>
-          <wp:inline distT="0" distB="0" distL="0" distR="0" wp14:anchorId="71B99D28" wp14:editId="28533B70">
-            <wp:extent cx="5731510" cy="513080"/>
-            <wp:effectExtent l="0" t="0" r="2540" b="1270"/>
-            <wp:docPr id="1502399120" name="Grafik 1"/>
-            <wp:cNvGraphicFramePr>
-              <a:graphicFrameLocks xmlns:a="http://schemas.openxmlformats.org/drawingml/2006/main" noChangeAspect="1"/>
-            </wp:cNvGraphicFramePr>
-            <a:graphic xmlns:a="http://schemas.openxmlformats.org/drawingml/2006/main">
-              <a:graphicData uri="http://schemas.openxmlformats.org/drawingml/2006/picture">
-                <pic:pic xmlns:pic="http://schemas.openxmlformats.org/drawingml/2006/picture">
-                  <pic:nvPicPr>
-                    <pic:cNvPr id="1502399120" name=""/>
-                    <pic:cNvPicPr/>
-                  </pic:nvPicPr>
-                  <pic:blipFill>
-                    <a:blip r:embed="rId5"/>
-                    <a:stretch>
-                      <a:fillRect/>
-                    </a:stretch>
-                  </pic:blipFill>
-                  <pic:spPr>
-                    <a:xfrm>
-                      <a:off x="0" y="0"/>
-                      <a:ext cx="5731510" cy="513080"/>
-                    </a:xfrm>
-                    <a:prstGeom prst="rect">
-                      <a:avLst/>
-                    </a:prstGeom>
-                  </pic:spPr>
-                </pic:pic>
-              </a:graphicData>
-            </a:graphic>
-          </wp:inline>
-        </w:drawing>
-      </w:r>
-    </w:p>
-    <w:p>
-      <w:pPr>
-        <w:rPr>
-          <w:rFonts w:asciiTheme="minorBidi" w:hAnsiTheme="minorBidi"/>
-          <w:lang w:val="de-CH"/>
-        </w:rPr>
-      </w:pPr>
-      <w:r>
-        <w:rPr>
-          <w:rFonts w:asciiTheme="minorBidi" w:hAnsiTheme="minorBidi"/>
-          <w:lang w:val="de-CH"/>
-        </w:rPr>
-        <w:t>Samuel</w:t>
-      </w:r>
-    </w:p>
-    <w:p>
-      <w:pPr>
-        <w:rPr>
-          <w:rFonts w:asciiTheme="minorBidi" w:hAnsiTheme="minorBidi"/>
-          <w:lang w:val="de-CH"/>
-        </w:rPr>
-      </w:pPr>
-      <w:r>
-        <w:rPr>
-          <w:rFonts w:asciiTheme="minorBidi" w:hAnsiTheme="minorBidi"/>
-          <w:lang w:val="de-CH"/>
-        </w:rPr>
-        <w:t>Abschnitt «Prüfungstrainer».</w:t>
-      </w:r>
-    </w:p>
-    <w:p>
-      <w:pPr>
-        <w:rPr>
-          <w:rFonts w:asciiTheme="minorBidi" w:hAnsiTheme="minorBidi"/>
-          <w:lang w:val="de-CH"/>
-        </w:rPr>
-      </w:pPr>
-      <w:r>
-        <w:rPr>
-          <w:rFonts w:asciiTheme="minorBidi" w:hAnsiTheme="minorBidi"/>
-          <w:lang w:val="de-CH"/>
-        </w:rPr>
-        <w:t xml:space="preserve">Die Auswahl des LLM-Models sollte redundant sein. In der </w:t>
-      </w:r>
-      <w:proofErr w:type="spellStart"/>
-      <w:r>
-        <w:rPr>
-          <w:rFonts w:asciiTheme="minorBidi" w:hAnsiTheme="minorBidi"/>
-          <w:lang w:val="de-CH"/>
-        </w:rPr>
-        <w:t>Supabase</w:t>
-      </w:r>
-      <w:proofErr w:type="spellEnd"/>
-      <w:r>
-        <w:rPr>
-          <w:rFonts w:asciiTheme="minorBidi" w:hAnsiTheme="minorBidi"/>
-          <w:lang w:val="de-CH"/>
-        </w:rPr>
-        <w:t>-Tabelle alle Übungen der Prüfungsjahre mit möglichst viele Übungen.</w:t>
-      </w:r>
-    </w:p>
-    <w:p>
-      <w:pPr>
-        <w:rPr>
-          <w:rFonts w:asciiTheme="minorBidi" w:hAnsiTheme="minorBidi"/>
-          <w:lang w:val="de-CH"/>
-        </w:rPr>
-      </w:pPr>
-      <w:r>
-        <w:rPr>
-          <w:rFonts w:asciiTheme="minorBidi" w:hAnsiTheme="minorBidi"/>
-          <w:lang w:val="de-CH"/>
-        </w:rPr>
-        <w:t>______________________________________________________</w:t>
-      </w:r>
-    </w:p>
-    <w:p>
-      <w:pPr>
-        <w:rPr>
-          <w:rFonts w:asciiTheme="minorBidi" w:hAnsiTheme="minorBidi"/>
-          <w:lang w:val="de-CH"/>
-        </w:rPr>
-      </w:pPr>
-      <w:r>
-        <w:rPr>
-          <w:rFonts w:asciiTheme="minorBidi" w:hAnsiTheme="minorBidi"/>
-          <w:lang w:val="de-CH"/>
-        </w:rPr>
-        <w:t>«Alte Prüfungen» durch «Simulationsprüfung» ersetzen</w:t>
-      </w:r>
-    </w:p>
-    <w:p>
-      <w:pPr>
-        <w:rPr>
-          <w:rFonts w:asciiTheme="minorBidi" w:hAnsiTheme="minorBidi"/>
-          <w:lang w:val="de-CH"/>
-        </w:rPr>
-      </w:pPr>
-      <w:r>
-        <w:rPr>
-          <w:rFonts w:asciiTheme="minorBidi" w:hAnsiTheme="minorBidi"/>
-          <w:lang w:val="de-CH"/>
-        </w:rPr>
-        <w:t>______________________________________________________</w:t>
-      </w:r>
-    </w:p>
-    <w:p>
-      <w:pPr>
-        <w:rPr>
-          <w:rFonts w:asciiTheme="minorBidi" w:hAnsiTheme="minorBidi"/>
-          <w:lang w:val="de-CH"/>
-        </w:rPr>
-      </w:pPr>
-      <w:r>
-        <w:rPr>
-          <w:rFonts w:asciiTheme="minorBidi" w:hAnsiTheme="minorBidi"/>
-          <w:lang w:val="de-CH"/>
-        </w:rPr>
-        <w:t>Abschnitt Lehrperson</w:t>
-      </w:r>
-    </w:p>
-    <w:p>
-      <w:pPr>
-        <w:rPr>
-          <w:rFonts w:asciiTheme="minorBidi" w:hAnsiTheme="minorBidi"/>
-          <w:lang w:val="de-CH"/>
-        </w:rPr>
-      </w:pPr>
-      <w:r>
-        <w:rPr>
-          <w:rFonts w:asciiTheme="minorBidi" w:hAnsiTheme="minorBidi"/>
-          <w:lang w:val="de-CH"/>
-        </w:rPr>
-        <w:t>Kursverwaltung nach «Administration» verschieben</w:t>
-      </w:r>
-    </w:p>
-    <w:p>
-      <w:pPr>
-        <w:rPr>
-          <w:rFonts w:asciiTheme="minorBidi" w:hAnsiTheme="minorBidi"/>
-          <w:lang w:val="de-CH"/>
-        </w:rPr>
-      </w:pPr>
-      <w:r>
-        <w:rPr>
-          <w:rFonts w:asciiTheme="minorBidi" w:hAnsiTheme="minorBidi"/>
-          <w:lang w:val="de-CH"/>
-        </w:rPr>
-        <w:t>___________________________________</w:t>
-      </w:r>
-    </w:p>
-    <w:p>
-      <w:pPr>
-        <w:rPr>
-          <w:rFonts w:asciiTheme="minorBidi" w:hAnsiTheme="minorBidi"/>
-          <w:lang w:val="de-CH"/>
-        </w:rPr>
-      </w:pPr>
-      <w:r>
-        <w:rPr>
-          <w:rFonts w:asciiTheme="minorBidi" w:hAnsiTheme="minorBidi"/>
-          <w:lang w:val="de-CH"/>
-        </w:rPr>
-        <w:t>Abschnitt «Kurse» &gt; Intensivkurse nicht nötig, da die Information schon unter «Kursangebote» unter Administration &gt; Kursverwaltung verfügbar ist.</w:t>
-      </w:r>
-    </w:p>
-    <w:p>
-      <w:pPr>
-        <w:rPr>
-          <w:rFonts w:asciiTheme="minorBidi" w:hAnsiTheme="minorBidi"/>
-          <w:lang w:val="de-CH"/>
-        </w:rPr>
-      </w:pPr>
-      <w:r>
-        <w:rPr>
-          <w:rFonts w:asciiTheme="minorBidi" w:hAnsiTheme="minorBidi"/>
-          <w:lang w:val="de-CH"/>
-        </w:rPr>
-        <w:t>__________________________________</w:t>
-      </w:r>
-    </w:p>
-    <w:p>
-      <w:pPr>
-        <w:rPr>
-          <w:rFonts w:asciiTheme="minorBidi" w:hAnsiTheme="minorBidi"/>
-          <w:lang w:val="de-CH"/>
-        </w:rPr>
-      </w:pPr>
-      <w:r>
-        <w:rPr>
-          <w:rFonts w:asciiTheme="minorBidi" w:hAnsiTheme="minorBidi"/>
-          <w:lang w:val="de-CH"/>
-        </w:rPr>
-        <w:t>System-Admin</w:t>
-      </w:r>
-    </w:p>
-    <w:p>
-      <w:pPr>
-        <w:rPr>
-          <w:rFonts w:asciiTheme="minorBidi" w:hAnsiTheme="minorBidi"/>
-          <w:lang w:val="de-CH"/>
-        </w:rPr>
-      </w:pPr>
-      <w:r>
-        <w:rPr>
-          <w:rFonts w:asciiTheme="minorBidi" w:hAnsiTheme="minorBidi"/>
-          <w:lang w:val="de-CH"/>
-        </w:rPr>
-        <w:t>Benutzer sollte auch der Kurs zeigen, für den der Schüler sich eingeschrieben hat.</w:t>
-      </w:r>
-    </w:p>
-    <w:p>
-      <w:pPr>
-        <w:rPr>
-          <w:rFonts w:asciiTheme="minorBidi" w:hAnsiTheme="minorBidi"/>
-          <w:lang w:val="de-CH"/>
-        </w:rPr>
-      </w:pPr>
-      <w:r>
-        <w:rPr>
-          <w:rFonts w:asciiTheme="minorBidi" w:hAnsiTheme="minorBidi"/>
-          <w:lang w:val="de-CH"/>
-        </w:rPr>
-        <w:t>_____________________________</w:t>
-      </w:r>
-    </w:p>
-    <w:p>
-      <w:pPr>
-        <w:rPr>
-          <w:rFonts w:asciiTheme="minorBidi" w:hAnsiTheme="minorBidi"/>
-          <w:b/>
-          <w:bCs/>
-          <w:lang w:val="de-CH"/>
-        </w:rPr>
-      </w:pPr>
-      <w:r>
-        <w:rPr>
-          <w:rFonts w:asciiTheme="minorBidi" w:hAnsiTheme="minorBidi"/>
-          <w:b/>
-          <w:bCs/>
-          <w:lang w:val="de-CH"/>
-        </w:rPr>
-        <w:t>Dashboard</w:t>
-      </w:r>
-    </w:p>
-    <w:p>
-      <w:pPr>
-        <w:rPr>
-          <w:rFonts w:asciiTheme="minorBidi" w:hAnsiTheme="minorBidi"/>
-          <w:lang w:val="de-CH"/>
-        </w:rPr>
-      </w:pPr>
-      <w:r>
-        <w:rPr>
-          <w:rFonts w:asciiTheme="minorBidi" w:hAnsiTheme="minorBidi"/>
-          <w:lang w:val="de-CH"/>
-        </w:rPr>
-        <w:t>Diese Seite zeigt, was der Schüler gemacht hat und seine Abzeichen</w:t>
-      </w:r>
-    </w:p>
-    <w:p>
-      <w:pPr>
-        <w:rPr>
-          <w:rFonts w:asciiTheme="minorBidi" w:hAnsiTheme="minorBidi"/>
-          <w:lang w:val="de-CH"/>
-        </w:rPr>
-      </w:pPr>
-      <w:r>
-        <w:rPr>
-          <w:rFonts w:asciiTheme="minorBidi" w:hAnsiTheme="minorBidi"/>
-          <w:lang w:val="de-CH"/>
-        </w:rPr>
-        <w:t>Ist dieser Teil notwendig, wenn auf der linke Seite Lernabschnitt «Lernen» vorhanden ist?</w:t>
-      </w:r>
-    </w:p>
-    <w:p>
-      <w:pPr>
-        <w:rPr>
-          <w:rFonts w:asciiTheme="minorBidi" w:hAnsiTheme="minorBidi"/>
-          <w:lang w:val="de-CH"/>
-        </w:rPr>
-      </w:pPr>
-      <w:r>
-        <w:rPr>
-          <w:rFonts w:asciiTheme="minorBidi" w:hAnsiTheme="minorBidi"/>
-          <w:noProof/>
-        </w:rPr>
-        <w:drawing>
-          <wp:inline distT="0" distB="0" distL="0" distR="0" wp14:anchorId="2B4CE4AF" wp14:editId="12BD3182">
-            <wp:extent cx="5731510" cy="1660525"/>
-            <wp:effectExtent l="0" t="0" r="2540" b="0"/>
-            <wp:docPr id="2052407877" name="Grafik 1"/>
-            <wp:cNvGraphicFramePr>
-              <a:graphicFrameLocks xmlns:a="http://schemas.openxmlformats.org/drawingml/2006/main" noChangeAspect="1"/>
-            </wp:cNvGraphicFramePr>
-            <a:graphic xmlns:a="http://schemas.openxmlformats.org/drawingml/2006/main">
-              <a:graphicData uri="http://schemas.openxmlformats.org/drawingml/2006/picture">
-                <pic:pic xmlns:pic="http://schemas.openxmlformats.org/drawingml/2006/picture">
-                  <pic:nvPicPr>
-                    <pic:cNvPr id="2052407877" name=""/>
-                    <pic:cNvPicPr/>
-                  </pic:nvPicPr>
-                  <pic:blipFill>
-                    <a:blip r:embed="rId6"/>
-                    <a:stretch>
-                      <a:fillRect/>
-                    </a:stretch>
-                  </pic:blipFill>
-                  <pic:spPr>
-                    <a:xfrm>
-                      <a:off x="0" y="0"/>
-                      <a:ext cx="5731510" cy="1660525"/>
-                    </a:xfrm>
-                    <a:prstGeom prst="rect">
-                      <a:avLst/>
-                    </a:prstGeom>
-                  </pic:spPr>
-                </pic:pic>
-              </a:graphicData>
-            </a:graphic>
-          </wp:inline>
-        </w:drawing>
-      </w:r>
-    </w:p>
-    <w:p>
-      <w:pPr>
-        <w:rPr>
-          <w:rFonts w:asciiTheme="minorBidi" w:hAnsiTheme="minorBidi"/>
-          <w:b/>
-          <w:bCs/>
-          <w:lang w:val="de-CH"/>
-        </w:rPr>
-      </w:pPr>
-      <w:r>
-        <w:rPr>
-          <w:rFonts w:asciiTheme="minorBidi" w:hAnsiTheme="minorBidi"/>
-          <w:b/>
-          <w:bCs/>
-          <w:lang w:val="de-CH"/>
-        </w:rPr>
-        <w:t>Tagesfreigaben</w:t>
-      </w:r>
-    </w:p>
-    <w:p>
-      <w:pPr>
-        <w:rPr>
-          <w:rFonts w:asciiTheme="minorBidi" w:hAnsiTheme="minorBidi"/>
-          <w:lang w:val="de-CH"/>
-        </w:rPr>
-      </w:pPr>
-      <w:r>
-        <w:rPr>
-          <w:rFonts w:asciiTheme="minorBidi" w:hAnsiTheme="minorBidi"/>
-          <w:lang w:val="de-CH"/>
-        </w:rPr>
-        <w:t>Pro Zeile nur eine Klasse</w:t>
-      </w:r>
-    </w:p>
-    <w:p>
-      <w:pPr>
-        <w:rPr>
-          <w:rFonts w:asciiTheme="minorBidi" w:hAnsiTheme="minorBidi"/>
-          <w:lang w:val="de-CH"/>
-        </w:rPr>
-      </w:pPr>
-      <w:r>
-        <w:rPr>
-          <w:rFonts w:asciiTheme="minorBidi" w:hAnsiTheme="minorBidi"/>
-          <w:noProof/>
-        </w:rPr>
-        <w:lastRenderedPageBreak/>
         <w:drawing>
           <wp:inline distT="0" distB="0" distL="0" distR="0" wp14:anchorId="3CFA800D" wp14:editId="29B2ED1C">
             <wp:extent cx="5731510" cy="789305"/>
@@ -4009,7 +2215,7 @@
                     <pic:cNvPicPr/>
                   </pic:nvPicPr>
                   <pic:blipFill>
-                    <a:blip r:embed="rId7"/>
+                    <a:blip r:embed="rId4"/>
                     <a:stretch>
                       <a:fillRect/>
                     </a:stretch>
@@ -4072,6 +2278,341 @@
         <w:t>Simulieren durch fiktive Zahlen</w:t>
       </w:r>
     </w:p>
+    <w:p>
+      <w:pPr>
+        <w:rPr>
+          <w:rFonts w:asciiTheme="minorBidi" w:hAnsiTheme="minorBidi"/>
+          <w:lang w:val="de-CH"/>
+        </w:rPr>
+      </w:pPr>
+      <w:r>
+        <w:rPr>
+          <w:rFonts w:asciiTheme="minorBidi" w:hAnsiTheme="minorBidi"/>
+          <w:lang w:val="de-CH"/>
+        </w:rPr>
+        <w:t>_________________________</w:t>
+      </w:r>
+    </w:p>
+    <w:p>
+      <w:pPr>
+        <w:rPr>
+          <w:rFonts w:asciiTheme="minorBidi" w:hAnsiTheme="minorBidi"/>
+          <w:lang w:val="de-CH"/>
+        </w:rPr>
+      </w:pPr>
+      <w:r>
+        <w:rPr>
+          <w:rFonts w:asciiTheme="minorBidi" w:hAnsiTheme="minorBidi"/>
+          <w:lang w:val="de-CH"/>
+        </w:rPr>
+        <w:t xml:space="preserve">Lernen/Simulationsprüfung: ändere das Layout, sodass es kongruent mit dem Rest der App ist. Benutze </w:t>
+      </w:r>
+      <w:r>
+        <w:rPr>
+          <w:rFonts w:asciiTheme="minorBidi" w:hAnsiTheme="minorBidi"/>
+          <w:lang w:val="de-CH"/>
+        </w:rPr>
+        <w:t>"E:\Master\ZAP_Master\design-reference\design-system.md"</w:t>
+      </w:r>
+    </w:p>
+    <w:p>
+      <w:pPr>
+        <w:rPr>
+          <w:rFonts w:asciiTheme="minorBidi" w:hAnsiTheme="minorBidi"/>
+          <w:lang w:val="de-CH"/>
+        </w:rPr>
+      </w:pPr>
+      <w:r>
+        <w:rPr>
+          <w:rFonts w:asciiTheme="minorBidi" w:hAnsiTheme="minorBidi"/>
+          <w:lang w:val="de-CH"/>
+        </w:rPr>
+        <w:t>Gab es nicht vor der Migration in diesem Abschnitt eine Deutsche Simulationsprüfung?</w:t>
+      </w:r>
+    </w:p>
+    <w:p>
+      <w:pPr>
+        <w:rPr>
+          <w:rFonts w:asciiTheme="minorBidi" w:hAnsiTheme="minorBidi"/>
+          <w:lang w:val="de-CH"/>
+        </w:rPr>
+      </w:pPr>
+      <w:r>
+        <w:rPr>
+          <w:rFonts w:asciiTheme="minorBidi" w:hAnsiTheme="minorBidi"/>
+          <w:lang w:val="de-CH"/>
+        </w:rPr>
+        <w:t>__________________________</w:t>
+      </w:r>
+    </w:p>
+    <w:p>
+      <w:pPr>
+        <w:rPr>
+          <w:rFonts w:asciiTheme="minorBidi" w:hAnsiTheme="minorBidi"/>
+          <w:lang w:val="de-CH"/>
+        </w:rPr>
+      </w:pPr>
+      <w:r>
+        <w:rPr>
+          <w:rFonts w:asciiTheme="minorBidi" w:hAnsiTheme="minorBidi"/>
+          <w:lang w:val="de-CH"/>
+        </w:rPr>
+        <w:t>Administration/Kursangebote/ 3 Termine. Bei Auswahl «</w:t>
+      </w:r>
+      <w:proofErr w:type="spellStart"/>
+      <w:r>
+        <w:rPr>
+          <w:rFonts w:asciiTheme="minorBidi" w:hAnsiTheme="minorBidi"/>
+          <w:lang w:val="de-CH"/>
+        </w:rPr>
+        <w:t>Lerncamp</w:t>
+      </w:r>
+      <w:proofErr w:type="spellEnd"/>
+      <w:r>
+        <w:rPr>
+          <w:rFonts w:asciiTheme="minorBidi" w:hAnsiTheme="minorBidi"/>
+          <w:lang w:val="de-CH"/>
+        </w:rPr>
+        <w:t>» oder «Intensivkurs» erscheinen die Daten nicht. Für diese Kurse gelten</w:t>
+      </w:r>
+      <w:r>
+        <w:rPr>
+          <w:rFonts w:asciiTheme="minorBidi" w:hAnsiTheme="minorBidi"/>
+          <w:lang w:val="de-CH"/>
+        </w:rPr>
+        <w:t xml:space="preserve"> folgende KW </w:t>
+      </w:r>
+    </w:p>
+    <w:tbl>
+      <w:tblPr>
+        <w:tblW w:w="2977" w:type="dxa"/>
+        <w:tblLook w:val="04A0" w:firstRow="1" w:lastRow="0" w:firstColumn="1" w:lastColumn="0" w:noHBand="0" w:noVBand="1"/>
+      </w:tblPr>
+      <w:tblGrid>
+        <w:gridCol w:w="1231"/>
+        <w:gridCol w:w="1746"/>
+      </w:tblGrid>
+      <w:tr>
+        <w:trPr>
+          <w:trHeight w:val="285"/>
+        </w:trPr>
+        <w:tc>
+          <w:tcPr>
+            <w:tcW w:w="1231" w:type="dxa"/>
+            <w:tcBorders>
+              <w:top w:val="nil"/>
+              <w:left w:val="nil"/>
+              <w:bottom w:val="nil"/>
+              <w:right w:val="nil"/>
+            </w:tcBorders>
+            <w:noWrap/>
+            <w:vAlign w:val="bottom"/>
+            <w:hideMark/>
+          </w:tcPr>
+          <w:p>
+            <w:pPr>
+              <w:spacing w:after="0" w:line="240" w:lineRule="auto"/>
+              <w:rPr>
+                <w:rFonts w:asciiTheme="minorBidi" w:eastAsia="Times New Roman" w:hAnsiTheme="minorBidi"/>
+                <w:color w:val="000000"/>
+                <w:kern w:val="0"/>
+                <w14:ligatures w14:val="none"/>
+              </w:rPr>
+            </w:pPr>
+            <w:r>
+              <w:rPr>
+                <w:rFonts w:asciiTheme="minorBidi" w:eastAsia="Times New Roman" w:hAnsiTheme="minorBidi"/>
+                <w:color w:val="000000"/>
+                <w:kern w:val="0"/>
+                <w14:ligatures w14:val="none"/>
+              </w:rPr>
+              <w:t>Zürich</w:t>
+            </w:r>
+          </w:p>
+        </w:tc>
+        <w:tc>
+          <w:tcPr>
+            <w:tcW w:w="1746" w:type="dxa"/>
+            <w:tcBorders>
+              <w:top w:val="nil"/>
+              <w:left w:val="nil"/>
+              <w:bottom w:val="nil"/>
+              <w:right w:val="nil"/>
+            </w:tcBorders>
+            <w:noWrap/>
+            <w:vAlign w:val="bottom"/>
+            <w:hideMark/>
+          </w:tcPr>
+          <w:p>
+            <w:pPr>
+              <w:spacing w:after="0" w:line="240" w:lineRule="auto"/>
+              <w:rPr>
+                <w:rFonts w:asciiTheme="minorBidi" w:eastAsia="Times New Roman" w:hAnsiTheme="minorBidi"/>
+                <w:color w:val="000000"/>
+                <w:kern w:val="0"/>
+                <w14:ligatures w14:val="none"/>
+              </w:rPr>
+            </w:pPr>
+            <w:r>
+              <w:rPr>
+                <w:rFonts w:asciiTheme="minorBidi" w:eastAsia="Times New Roman" w:hAnsiTheme="minorBidi"/>
+                <w:color w:val="000000"/>
+                <w:kern w:val="0"/>
+                <w14:ligatures w14:val="none"/>
+              </w:rPr>
+              <w:t>KW 7 und 8</w:t>
+            </w:r>
+          </w:p>
+        </w:tc>
+      </w:tr>
+      <w:tr>
+        <w:trPr>
+          <w:trHeight w:val="285"/>
+        </w:trPr>
+        <w:tc>
+          <w:tcPr>
+            <w:tcW w:w="1231" w:type="dxa"/>
+            <w:tcBorders>
+              <w:top w:val="nil"/>
+              <w:left w:val="nil"/>
+              <w:bottom w:val="nil"/>
+              <w:right w:val="nil"/>
+            </w:tcBorders>
+            <w:noWrap/>
+            <w:vAlign w:val="bottom"/>
+            <w:hideMark/>
+          </w:tcPr>
+          <w:p>
+            <w:pPr>
+              <w:spacing w:after="0" w:line="240" w:lineRule="auto"/>
+              <w:rPr>
+                <w:rFonts w:asciiTheme="minorBidi" w:eastAsia="Times New Roman" w:hAnsiTheme="minorBidi"/>
+                <w:color w:val="000000"/>
+                <w:kern w:val="0"/>
+                <w14:ligatures w14:val="none"/>
+              </w:rPr>
+            </w:pPr>
+            <w:r>
+              <w:rPr>
+                <w:rFonts w:asciiTheme="minorBidi" w:eastAsia="Times New Roman" w:hAnsiTheme="minorBidi"/>
+                <w:color w:val="000000"/>
+                <w:kern w:val="0"/>
+                <w14:ligatures w14:val="none"/>
+              </w:rPr>
+              <w:t>Winterthur</w:t>
+            </w:r>
+          </w:p>
+        </w:tc>
+        <w:tc>
+          <w:tcPr>
+            <w:tcW w:w="1746" w:type="dxa"/>
+            <w:tcBorders>
+              <w:top w:val="nil"/>
+              <w:left w:val="nil"/>
+              <w:bottom w:val="nil"/>
+              <w:right w:val="nil"/>
+            </w:tcBorders>
+            <w:noWrap/>
+            <w:vAlign w:val="bottom"/>
+            <w:hideMark/>
+          </w:tcPr>
+          <w:p>
+            <w:pPr>
+              <w:spacing w:after="0" w:line="240" w:lineRule="auto"/>
+              <w:rPr>
+                <w:rFonts w:asciiTheme="minorBidi" w:eastAsia="Times New Roman" w:hAnsiTheme="minorBidi"/>
+                <w:color w:val="000000"/>
+                <w:kern w:val="0"/>
+                <w14:ligatures w14:val="none"/>
+              </w:rPr>
+            </w:pPr>
+            <w:r>
+              <w:rPr>
+                <w:rFonts w:asciiTheme="minorBidi" w:eastAsia="Times New Roman" w:hAnsiTheme="minorBidi"/>
+                <w:color w:val="000000"/>
+                <w:kern w:val="0"/>
+                <w14:ligatures w14:val="none"/>
+              </w:rPr>
+              <w:t>KW 6 und 7</w:t>
+            </w:r>
+          </w:p>
+        </w:tc>
+      </w:tr>
+      <w:tr>
+        <w:trPr>
+          <w:trHeight w:val="285"/>
+        </w:trPr>
+        <w:tc>
+          <w:tcPr>
+            <w:tcW w:w="1231" w:type="dxa"/>
+            <w:tcBorders>
+              <w:top w:val="nil"/>
+              <w:left w:val="nil"/>
+              <w:bottom w:val="nil"/>
+              <w:right w:val="nil"/>
+            </w:tcBorders>
+            <w:noWrap/>
+            <w:vAlign w:val="bottom"/>
+          </w:tcPr>
+          <w:p>
+            <w:pPr>
+              <w:spacing w:after="0" w:line="240" w:lineRule="auto"/>
+              <w:rPr>
+                <w:rFonts w:asciiTheme="minorBidi" w:eastAsia="Times New Roman" w:hAnsiTheme="minorBidi"/>
+                <w:color w:val="000000"/>
+                <w:kern w:val="0"/>
+                <w:lang w:val="de-CH"/>
+                <w14:ligatures w14:val="none"/>
+              </w:rPr>
+            </w:pPr>
+            <w:r>
+              <w:rPr>
+                <w:rFonts w:asciiTheme="minorBidi" w:eastAsia="Times New Roman" w:hAnsiTheme="minorBidi"/>
+                <w:color w:val="000000"/>
+                <w:kern w:val="0"/>
+                <w:lang w:val="de-CH"/>
+                <w14:ligatures w14:val="none"/>
+              </w:rPr>
+              <w:t>BMS und Matura</w:t>
+            </w:r>
+          </w:p>
+        </w:tc>
+        <w:tc>
+          <w:tcPr>
+            <w:tcW w:w="1746" w:type="dxa"/>
+            <w:tcBorders>
+              <w:top w:val="nil"/>
+              <w:left w:val="nil"/>
+              <w:bottom w:val="nil"/>
+              <w:right w:val="nil"/>
+            </w:tcBorders>
+            <w:noWrap/>
+            <w:vAlign w:val="bottom"/>
+          </w:tcPr>
+          <w:p>
+            <w:pPr>
+              <w:spacing w:after="0" w:line="240" w:lineRule="auto"/>
+              <w:rPr>
+                <w:rFonts w:asciiTheme="minorBidi" w:eastAsia="Times New Roman" w:hAnsiTheme="minorBidi"/>
+                <w:color w:val="000000"/>
+                <w:kern w:val="0"/>
+                <w:lang w:val="de-CH"/>
+                <w14:ligatures w14:val="none"/>
+              </w:rPr>
+            </w:pPr>
+            <w:r>
+              <w:rPr>
+                <w:rFonts w:asciiTheme="minorBidi" w:eastAsia="Times New Roman" w:hAnsiTheme="minorBidi"/>
+                <w:color w:val="000000"/>
+                <w:kern w:val="0"/>
+                <w14:ligatures w14:val="none"/>
+              </w:rPr>
+              <w:t>KW 6 und 7</w:t>
+            </w:r>
+          </w:p>
+        </w:tc>
+      </w:tr>
+    </w:tbl>
     <w:p>
       <w:pPr>
         <w:rPr>
@@ -4490,6 +3031,7 @@
   <w:style w:type="paragraph" w:default="1" w:styleId="Standard">
     <w:name w:val="Normal"/>
     <w:qFormat/>
+    <w:rsid w:val="00D13AB6"/>
     <w:rPr>
       <w:lang w:val="fr-CH"/>
     </w:rPr>
@@ -4696,7 +3238,6 @@
   <w:style w:type="character" w:default="1" w:styleId="Absatz-Standardschriftart">
     <w:name w:val="Default Paragraph Font"/>
     <w:uiPriority w:val="1"/>
-    <w:semiHidden/>
     <w:unhideWhenUsed/>
   </w:style>
   <w:style w:type="table" w:default="1" w:styleId="NormaleTabelle">
